--- a/lens_program/4_LENS_LECF_Crosswalk.docx
+++ b/lens_program/4_LENS_LECF_Crosswalk.docx
@@ -26,7 +26,7 @@
         <w:t xml:space="preserve">Working document for the ICICLE Competencies SIG conversation. Internal draft; Chatham House attribution conventions apply.</w:t>
       </w:r>
     </w:p>
-    <w:bookmarkStart w:id="20" w:name="purpose"/>
+    <w:bookmarkStart w:id="9" w:name="purpose"/>
     <w:p>
       <w:pPr>
         <w:pStyle w:val="Heading1"/>
@@ -43,8 +43,8 @@
         <w:t xml:space="preserve">This document maps the five LENS competency domains against the proposed Learning Engineering Competency Framework (LECF), the nine-domain synthesis prepared for the IEEE standards pathway. It does three things: states the structural relationship between the two frameworks; provides a domain-level crosswalk with evidence status; and recommends specific revisions to LENS objectives. LENS objectives are revisable. The LECF targets field consensus and moves on a slower, evidence-gated track. Where the two pull against each other, LENS should adjust.</w:t>
       </w:r>
     </w:p>
-    <w:bookmarkEnd w:id="20"/>
-    <w:bookmarkStart w:id="21" w:name="the-structural-claim"/>
+    <w:bookmarkEnd w:id="9"/>
+    <w:bookmarkStart w:id="10" w:name="the-structural-claim"/>
     <w:p>
       <w:pPr>
         <w:pStyle w:val="Heading1"/>
@@ -61,8 +61,8 @@
         <w:t xml:space="preserve">LENS is a domain specialization and proficiency claim within the LECF, not a competing framework. Using the INCOSE analogy: the LECF defines what the field’s competencies are; LENS trains practitioners to practitioner or lead-practitioner level in a subset of them, within high-consequence operational contexts, and adds domain-specific competencies the way INCOSE accommodates domain extensions. This single sentence carries both audiences. ICICLE sees LENS as an implementation site for a shared framework; SOE sees a program grounded in an emerging IEEE standard.</w:t>
       </w:r>
     </w:p>
-    <w:bookmarkEnd w:id="21"/>
-    <w:bookmarkStart w:id="22" w:name="crosswalk"/>
+    <w:bookmarkEnd w:id="10"/>
+    <w:bookmarkStart w:id="11" w:name="crosswalk"/>
     <w:p>
       <w:pPr>
         <w:pStyle w:val="Heading1"/>
@@ -83,8 +83,8 @@
       <w:tblPr>
         <w:tblStyle w:val="Table"/>
         <w:tblW w:type="pct" w:w="5000"/>
+        <w:tblLayout w:type="fixed"/>
         <w:tblLook w:firstRow="1" w:lastRow="0" w:firstColumn="0" w:lastColumn="0" w:noHBand="0" w:noVBand="0" w:val="0020"/>
-        <w:jc w:val="start"/>
       </w:tblPr>
       <w:tblGrid>
         <w:gridCol w:w="1584"/>
@@ -95,14 +95,13 @@
       </w:tblGrid>
       <w:tr>
         <w:trPr>
-          <w:tblHeader w:val="true"/>
+          <w:tblHeader w:val="on"/>
         </w:trPr>
         <w:tc>
           <w:tcPr/>
           <w:p>
             <w:pPr>
               <w:pStyle w:val="Compact"/>
-              <w:jc w:val="left"/>
             </w:pPr>
             <w:r>
               <w:t xml:space="preserve">LENS Domain</w:t>
@@ -114,7 +113,6 @@
           <w:p>
             <w:pPr>
               <w:pStyle w:val="Compact"/>
-              <w:jc w:val="left"/>
             </w:pPr>
             <w:r>
               <w:t xml:space="preserve">LECF Mapping</w:t>
@@ -126,7 +124,6 @@
           <w:p>
             <w:pPr>
               <w:pStyle w:val="Compact"/>
-              <w:jc w:val="left"/>
             </w:pPr>
             <w:r>
               <w:t xml:space="preserve">Relationship</w:t>
@@ -138,7 +135,6 @@
           <w:p>
             <w:pPr>
               <w:pStyle w:val="Compact"/>
-              <w:jc w:val="left"/>
             </w:pPr>
             <w:r>
               <w:t xml:space="preserve">Evidence</w:t>
@@ -150,7 +146,6 @@
           <w:p>
             <w:pPr>
               <w:pStyle w:val="Compact"/>
-              <w:jc w:val="left"/>
             </w:pPr>
             <w:r>
               <w:t xml:space="preserve">Notes</w:t>
@@ -164,7 +159,6 @@
           <w:p>
             <w:pPr>
               <w:pStyle w:val="Compact"/>
-              <w:jc w:val="left"/>
             </w:pPr>
             <w:r>
               <w:t xml:space="preserve">LENS 1: Systems Thinking &amp; Analysis</w:t>
@@ -176,7 +170,6 @@
           <w:p>
             <w:pPr>
               <w:pStyle w:val="Compact"/>
-              <w:jc w:val="left"/>
             </w:pPr>
             <w:r>
               <w:t xml:space="preserve">LECF 3 (Engineering &amp; Systems Thinking), esp. 3.4 requirements &amp; V&amp;V</w:t>
@@ -188,7 +181,6 @@
           <w:p>
             <w:pPr>
               <w:pStyle w:val="Compact"/>
-              <w:jc w:val="left"/>
             </w:pPr>
             <w:r>
               <w:t xml:space="preserve">Extends</w:t>
@@ -200,7 +192,6 @@
           <w:p>
             <w:pPr>
               <w:pStyle w:val="Compact"/>
-              <w:jc w:val="left"/>
             </w:pPr>
             <w:r>
               <w:t xml:space="preserve">[P] / [A]</w:t>
@@ -212,7 +203,6 @@
           <w:p>
             <w:pPr>
               <w:pStyle w:val="Compact"/>
-              <w:jc w:val="left"/>
             </w:pPr>
             <w:r>
               <w:t xml:space="preserve">Adds capability requirements translation across the human-machine interface; no LECF counterpart</w:t>
@@ -226,7 +216,6 @@
           <w:p>
             <w:pPr>
               <w:pStyle w:val="Compact"/>
-              <w:jc w:val="left"/>
             </w:pPr>
             <w:r>
               <w:t xml:space="preserve">LENS 2: Learning Engineering Design</w:t>
@@ -238,7 +227,6 @@
           <w:p>
             <w:pPr>
               <w:pStyle w:val="Compact"/>
-              <w:jc w:val="left"/>
             </w:pPr>
             <w:r>
               <w:t xml:space="preserve">LECF 1 (Learning Sciences), 2 (Human-Centered Design), 6 (Process &amp; Iteration)</w:t>
@@ -250,7 +238,6 @@
           <w:p>
             <w:pPr>
               <w:pStyle w:val="Compact"/>
-              <w:jc w:val="left"/>
             </w:pPr>
             <w:r>
               <w:t xml:space="preserve">Aligns</w:t>
@@ -262,7 +249,6 @@
           <w:p>
             <w:pPr>
               <w:pStyle w:val="Compact"/>
-              <w:jc w:val="left"/>
             </w:pPr>
             <w:r>
               <w:t xml:space="preserve">[P]</w:t>
@@ -274,7 +260,6 @@
           <w:p>
             <w:pPr>
               <w:pStyle w:val="Compact"/>
-              <w:jc w:val="left"/>
             </w:pPr>
             <w:r>
               <w:t xml:space="preserve">Shared field consensus territory; cleanest mapping</w:t>
@@ -288,7 +273,6 @@
           <w:p>
             <w:pPr>
               <w:pStyle w:val="Compact"/>
-              <w:jc w:val="left"/>
             </w:pPr>
             <w:r>
               <w:t xml:space="preserve">LENS 3: Data, Measurement &amp; Evaluation</w:t>
@@ -300,7 +284,6 @@
           <w:p>
             <w:pPr>
               <w:pStyle w:val="Compact"/>
-              <w:jc w:val="left"/>
             </w:pPr>
             <w:r>
               <w:t xml:space="preserve">LECF 4 (Instrumentation), 5 (Analytics), 7 (Performance &amp; Outcome Engineering)</w:t>
@@ -312,7 +295,6 @@
           <w:p>
             <w:pPr>
               <w:pStyle w:val="Compact"/>
-              <w:jc w:val="left"/>
             </w:pPr>
             <w:r>
               <w:t xml:space="preserve">Aligns + carries proposed extension</w:t>
@@ -324,7 +306,6 @@
           <w:p>
             <w:pPr>
               <w:pStyle w:val="Compact"/>
-              <w:jc w:val="left"/>
             </w:pPr>
             <w:r>
               <w:t xml:space="preserve">[V] / [P] / [A]</w:t>
@@ -336,7 +317,6 @@
           <w:p>
             <w:pPr>
               <w:pStyle w:val="Compact"/>
-              <w:jc w:val="left"/>
             </w:pPr>
             <w:r>
               <w:t xml:space="preserve">Strongest validation in both frameworks; gap attribution and outcome coupling are LECF Domain 7, flagged [A]</w:t>
@@ -350,7 +330,6 @@
           <w:p>
             <w:pPr>
               <w:pStyle w:val="Compact"/>
-              <w:jc w:val="left"/>
             </w:pPr>
             <w:r>
               <w:t xml:space="preserve">LENS 4: Context &amp; Domain Fluency</w:t>
@@ -362,7 +341,6 @@
           <w:p>
             <w:pPr>
               <w:pStyle w:val="Compact"/>
-              <w:jc w:val="left"/>
             </w:pPr>
             <w:r>
               <w:t xml:space="preserve">No LECF analog</w:t>
@@ -374,7 +352,6 @@
           <w:p>
             <w:pPr>
               <w:pStyle w:val="Compact"/>
-              <w:jc w:val="left"/>
             </w:pPr>
             <w:r>
               <w:t xml:space="preserve">Diverges (new)</w:t>
@@ -386,7 +363,6 @@
           <w:p>
             <w:pPr>
               <w:pStyle w:val="Compact"/>
-              <w:jc w:val="left"/>
             </w:pPr>
             <w:r>
               <w:t xml:space="preserve">[A]</w:t>
@@ -398,7 +374,6 @@
           <w:p>
             <w:pPr>
               <w:pStyle w:val="Compact"/>
-              <w:jc w:val="left"/>
             </w:pPr>
             <w:r>
               <w:t xml:space="preserve">LECF is deliberately domain-agnostic; LENS makes domain fluency a competency; needs behavioral definition (see R1)</w:t>
@@ -412,7 +387,6 @@
           <w:p>
             <w:pPr>
               <w:pStyle w:val="Compact"/>
-              <w:jc w:val="left"/>
             </w:pPr>
             <w:r>
               <w:t xml:space="preserve">LENS 5: Emerging Systems &amp; Futures</w:t>
@@ -424,7 +398,6 @@
           <w:p>
             <w:pPr>
               <w:pStyle w:val="Compact"/>
-              <w:jc w:val="left"/>
             </w:pPr>
             <w:r>
               <w:t xml:space="preserve">LECF 5.2 (responsible AI/ML), partial</w:t>
@@ -436,7 +409,6 @@
           <w:p>
             <w:pPr>
               <w:pStyle w:val="Compact"/>
-              <w:jc w:val="left"/>
             </w:pPr>
             <w:r>
               <w:t xml:space="preserve">Extends</w:t>
@@ -448,7 +420,6 @@
           <w:p>
             <w:pPr>
               <w:pStyle w:val="Compact"/>
-              <w:jc w:val="left"/>
             </w:pPr>
             <w:r>
               <w:t xml:space="preserve">[A]</w:t>
@@ -460,7 +431,6 @@
           <w:p>
             <w:pPr>
               <w:pStyle w:val="Compact"/>
-              <w:jc w:val="left"/>
             </w:pPr>
             <w:r>
               <w:t xml:space="preserve">Human-AI teaming and not-yet-fielded systems are absent from LECF and ICICLE/LEBOK</w:t>
@@ -474,7 +444,6 @@
           <w:p>
             <w:pPr>
               <w:pStyle w:val="Compact"/>
-              <w:jc w:val="left"/>
             </w:pPr>
             <w:r>
               <w:t xml:space="preserve">LENS ethics thread (distributed)</w:t>
@@ -486,7 +455,6 @@
           <w:p>
             <w:pPr>
               <w:pStyle w:val="Compact"/>
-              <w:jc w:val="left"/>
             </w:pPr>
             <w:r>
               <w:t xml:space="preserve">LECF 8 (Professional, Ethical &amp; Collaboration Practice)</w:t>
@@ -498,7 +466,6 @@
           <w:p>
             <w:pPr>
               <w:pStyle w:val="Compact"/>
-              <w:jc w:val="left"/>
             </w:pPr>
             <w:r>
               <w:t xml:space="preserve">Aligns; different architecture</w:t>
@@ -510,7 +477,6 @@
           <w:p>
             <w:pPr>
               <w:pStyle w:val="Compact"/>
-              <w:jc w:val="left"/>
             </w:pPr>
             <w:r>
               <w:t xml:space="preserve">[P]</w:t>
@@ -522,7 +488,6 @@
           <w:p>
             <w:pPr>
               <w:pStyle w:val="Compact"/>
-              <w:jc w:val="left"/>
             </w:pPr>
             <w:r>
               <w:t xml:space="preserve">LECF houses ethics as a domain; LENS distributes it as a design constraint across all courses</w:t>
@@ -531,8 +496,8 @@
         </w:tc>
       </w:tr>
     </w:tbl>
-    <w:bookmarkEnd w:id="22"/>
-    <w:bookmarkStart w:id="23" w:name="what-the-crosswalk-shows"/>
+    <w:bookmarkEnd w:id="11"/>
+    <w:bookmarkStart w:id="12" w:name="what-the-crosswalk-shows"/>
     <w:p>
       <w:pPr>
         <w:pStyle w:val="Heading1"/>
@@ -549,8 +514,8 @@
         <w:t xml:space="preserve">LENS takes the LECF’s least-validated territory and makes it the center of gravity. Domains 2 and 3 sit on consensus ground with the field’s strongest evidence. Domains 1, 4, and 5, plus the gap-attribution and outcome-coupling material in Domain 3, are extensions: intellectually defensible, grounded in HSI and human performance technology, and unvalidated in learning engineering specifically. This is not a weakness to hide; it is the program’s argument. But it sets two obligations. First, external documents must label extensions as proposed, never as field consensus. Second, LENS itself must generate the validation evidence, which is the subject of R3 below.</w:t>
       </w:r>
     </w:p>
-    <w:bookmarkEnd w:id="23"/>
-    <w:bookmarkStart w:id="29" w:name="recommended-revisions-to-lens-objectives"/>
+    <w:bookmarkEnd w:id="12"/>
+    <w:bookmarkStart w:id="18" w:name="recommended-revisions-to-lens-objectives"/>
     <w:p>
       <w:pPr>
         <w:pStyle w:val="Heading1"/>
@@ -567,7 +532,7 @@
         <w:t xml:space="preserve">These take advantage of the stated flexibility in LENS objectives. Each is concrete enough to act on before the SIG conversation.</w:t>
       </w:r>
     </w:p>
-    <w:bookmarkStart w:id="24" w:name="X6f5c4bbcf31997946a0b495270f42d08e321c74"/>
+    <w:bookmarkStart w:id="13" w:name="X6f5c4bbcf31997946a0b495270f42d08e321c74"/>
     <w:p>
       <w:pPr>
         <w:pStyle w:val="Heading2"/>
@@ -581,19 +546,7 @@
         <w:pStyle w:val="FirstParagraph"/>
       </w:pPr>
       <w:r>
-        <w:t xml:space="preserve">Current Domain 4 language (</w:t>
-      </w:r>
-      <w:r>
-        <w:t xml:space="preserve">“</w:t>
-      </w:r>
-      <w:r>
-        <w:t xml:space="preserve">high-consequence operational contexts, HSI frameworks, interdisciplinary team engagement</w:t>
-      </w:r>
-      <w:r>
-        <w:t xml:space="preserve">”</w:t>
-      </w:r>
-      <w:r>
-        <w:t xml:space="preserve">) names content, not competence. It is the only LENS domain that cannot survive the question: what does a person observably do that demonstrates this? Proposed replacement subcompetencies:</w:t>
+        <w:t xml:space="preserve">Current Domain 4 language (“high-consequence operational contexts, HSI frameworks, interdisciplinary team engagement”) names content, not competence. It is the only LENS domain that cannot survive the question: what does a person observably do that demonstrates this? Proposed replacement subcompetencies:</w:t>
       </w:r>
     </w:p>
     <w:p>
@@ -628,8 +581,8 @@
         <w:t xml:space="preserve">Each of these is assessable from capstone artifacts. The current language is not.</w:t>
       </w:r>
     </w:p>
-    <w:bookmarkEnd w:id="24"/>
-    <w:bookmarkStart w:id="25" w:name="X03dd46c17bbfae6bbe67475f89190c43126f68a"/>
+    <w:bookmarkEnd w:id="13"/>
+    <w:bookmarkStart w:id="14" w:name="X03dd46c17bbfae6bbe67475f89190c43126f68a"/>
     <w:p>
       <w:pPr>
         <w:pStyle w:val="Heading2"/>
@@ -645,9 +598,50 @@
       <w:r>
         <w:t xml:space="preserve">The LECF follows the INCOSE convention: competencies a learning engineering capability must cover, often distributed across a team. LENS makes individual claims: competencies a graduate demonstrates. These are compatible but the crossing must be explicit. Recommended move: publish a one-page attainment profile stating which LECF subcompetencies a LENS graduate reaches at practitioner level, which at awareness level, and which are out of scope. The IBSTPI precedent (individual competencies validated against practitioners) supports this posture; adopt it by name in the SIG conversation.</w:t>
       </w:r>
-    </w:p>
-    <w:bookmarkEnd w:id="25"/>
-    <w:bookmarkStart w:id="26" w:name="Xa9c2b66e8f115b5cb131c56137dbf13cc1e0a0f"/>
+      <w:r>
+        <w:t xml:space="preserve"> </w:t>
+      </w:r>
+      <w:r>
+        <w:rPr>
+          <w:b/>
+          <w:bCs/>
+        </w:rPr>
+        <w:t xml:space="preserve">Drafted:</w:t>
+      </w:r>
+      <w:r>
+        <w:t xml:space="preserve"> </w:t>
+      </w:r>
+      <w:r>
+        <w:rPr>
+          <w:rStyle w:val="VerbatimChar"/>
+        </w:rPr>
+        <w:t xml:space="preserve">8_LENS_Attainment_Profile.md</w:t>
+      </w:r>
+      <w:r>
+        <w:t xml:space="preserve"> </w:t>
+      </w:r>
+      <w:r>
+        <w:t xml:space="preserve">fills this in against the 42-competency ICICLE</w:t>
+      </w:r>
+      <w:r>
+        <w:t xml:space="preserve"> </w:t>
+      </w:r>
+      <w:r>
+        <w:rPr>
+          <w:i/>
+          <w:iCs/>
+        </w:rPr>
+        <w:t xml:space="preserve">Essential Competencies</w:t>
+      </w:r>
+      <w:r>
+        <w:t xml:space="preserve"> </w:t>
+      </w:r>
+      <w:r>
+        <w:t xml:space="preserve">framework (practitioner / awareness / out-of-scope per competency, with the Individual/Team designation as warrant); it can be re-expressed against the nine LECF domains for the standards-pathway audience.</w:t>
+      </w:r>
+    </w:p>
+    <w:bookmarkEnd w:id="14"/>
+    <w:bookmarkStart w:id="15" w:name="Xa9c2b66e8f115b5cb131c56137dbf13cc1e0a0f"/>
     <w:p>
       <w:pPr>
         <w:pStyle w:val="Heading2"/>
@@ -664,8 +658,8 @@
         <w:t xml:space="preserve">LECF Domain 7 (gap attribution, learning-to-operational-outcome coupling, transfer specification) is tagged [A] throughout and is the material most identified with this effort. LENS capstones are the natural evidence engine: rubrics scoring gap-attribution quality, documented coupling analyses, transfer measurement plans. One constraint is non-negotiable: if the only evidence for Domain 7 comes from LENS, it is self-validation. Recruit at least one or two external pilot sites through the SIG and the broader ICICLE community to generate independent practice evidence. This is also the strongest collaborative offer available for the SIG conversation: LENS contributes its evidence and invites the community to contribute theirs.</w:t>
       </w:r>
     </w:p>
-    <w:bookmarkEnd w:id="26"/>
-    <w:bookmarkStart w:id="27" w:name="Xa9e349b4cf3f01e437fbf957c300bd2f740740f"/>
+    <w:bookmarkEnd w:id="15"/>
+    <w:bookmarkStart w:id="16" w:name="Xa9e349b4cf3f01e437fbf957c300bd2f740740f"/>
     <w:p>
       <w:pPr>
         <w:pStyle w:val="Heading2"/>
@@ -706,8 +700,8 @@
         <w:t xml:space="preserve">Framing them as proposals for the field, rather than LENS-only content, converts a divergence into a contribution.</w:t>
       </w:r>
     </w:p>
-    <w:bookmarkEnd w:id="27"/>
-    <w:bookmarkStart w:id="28" w:name="X68fdb7a17b7d7346e94dd022461f34d9bd6e18f"/>
+    <w:bookmarkEnd w:id="16"/>
+    <w:bookmarkStart w:id="17" w:name="X68fdb7a17b7d7346e94dd022461f34d9bd6e18f"/>
     <w:p>
       <w:pPr>
         <w:pStyle w:val="Heading2"/>
@@ -724,9 +718,9 @@
         <w:t xml:space="preserve">The architectural difference (LECF houses ethics as Domain 8; LENS threads it through every course) is a strength, consistent with the principle that deferred commitments do not materialize. The only fix needed is documentation: a short table stating where each LECF 8.x subcompetency is taught and assessed across LEN 1 through the capstone. Without it, reviewers will read the distributed approach as absence.</w:t>
       </w:r>
     </w:p>
-    <w:bookmarkEnd w:id="28"/>
-    <w:bookmarkEnd w:id="29"/>
-    <w:bookmarkStart w:id="30" w:name="domain-language-current-vs.-recommended"/>
+    <w:bookmarkEnd w:id="17"/>
+    <w:bookmarkEnd w:id="18"/>
+    <w:bookmarkStart w:id="19" w:name="domain-language-current-vs.-recommended"/>
     <w:p>
       <w:pPr>
         <w:pStyle w:val="Heading1"/>
@@ -739,8 +733,8 @@
       <w:tblPr>
         <w:tblStyle w:val="Table"/>
         <w:tblW w:type="pct" w:w="5000"/>
+        <w:tblLayout w:type="fixed"/>
         <w:tblLook w:firstRow="1" w:lastRow="0" w:firstColumn="0" w:lastColumn="0" w:noHBand="0" w:noVBand="0" w:val="0020"/>
-        <w:jc w:val="start"/>
       </w:tblPr>
       <w:tblGrid>
         <w:gridCol w:w="2640"/>
@@ -749,14 +743,13 @@
       </w:tblGrid>
       <w:tr>
         <w:trPr>
-          <w:tblHeader w:val="true"/>
+          <w:tblHeader w:val="on"/>
         </w:trPr>
         <w:tc>
           <w:tcPr/>
           <w:p>
             <w:pPr>
               <w:pStyle w:val="Compact"/>
-              <w:jc w:val="left"/>
             </w:pPr>
             <w:r>
               <w:t xml:space="preserve">Domain</w:t>
@@ -768,7 +761,6 @@
           <w:p>
             <w:pPr>
               <w:pStyle w:val="Compact"/>
-              <w:jc w:val="left"/>
             </w:pPr>
             <w:r>
               <w:t xml:space="preserve">Current language</w:t>
@@ -780,7 +772,6 @@
           <w:p>
             <w:pPr>
               <w:pStyle w:val="Compact"/>
-              <w:jc w:val="left"/>
             </w:pPr>
             <w:r>
               <w:t xml:space="preserve">Recommended revision</w:t>
@@ -794,7 +785,6 @@
           <w:p>
             <w:pPr>
               <w:pStyle w:val="Compact"/>
-              <w:jc w:val="left"/>
             </w:pPr>
             <w:r>
               <w:t xml:space="preserve">LENS 1</w:t>
@@ -806,7 +796,6 @@
           <w:p>
             <w:pPr>
               <w:pStyle w:val="Compact"/>
-              <w:jc w:val="left"/>
             </w:pPr>
             <w:r>
               <w:t xml:space="preserve">SE principles, human-system task analysis, capability requirements translation</w:t>
@@ -818,28 +807,9 @@
           <w:p>
             <w:pPr>
               <w:pStyle w:val="Compact"/>
-              <w:jc w:val="left"/>
-            </w:pPr>
-            <w:r>
-              <w:t xml:space="preserve">Keep. Add explicit mapping language:</w:t>
-            </w:r>
-            <w:r>
-              <w:t xml:space="preserve"> </w:t>
-            </w:r>
-            <w:r>
-              <w:t xml:space="preserve">“</w:t>
-            </w:r>
-            <w:r>
-              <w:t xml:space="preserve">extends LECF Domain 3 with requirements translation across the human-machine interface.</w:t>
-            </w:r>
-            <w:r>
-              <w:t xml:space="preserve">”</w:t>
-            </w:r>
-            <w:r>
-              <w:t xml:space="preserve"> </w:t>
-            </w:r>
-            <w:r>
-              <w:t xml:space="preserve">Propose 3.5 as a candidate LECF subcompetency.</w:t>
+            </w:pPr>
+            <w:r>
+              <w:t xml:space="preserve">Keep. Add explicit mapping language: “extends LECF Domain 3 with requirements translation across the human-machine interface.” Propose 3.5 as a candidate LECF subcompetency.</w:t>
             </w:r>
           </w:p>
         </w:tc>
@@ -850,7 +820,6 @@
           <w:p>
             <w:pPr>
               <w:pStyle w:val="Compact"/>
-              <w:jc w:val="left"/>
             </w:pPr>
             <w:r>
               <w:t xml:space="preserve">LENS 2</w:t>
@@ -862,7 +831,6 @@
           <w:p>
             <w:pPr>
               <w:pStyle w:val="Compact"/>
-              <w:jc w:val="left"/>
             </w:pPr>
             <w:r>
               <w:t xml:space="preserve">Learning sciences application, evidence-based design at scale, transfer to high-stakes environments</w:t>
@@ -874,28 +842,9 @@
           <w:p>
             <w:pPr>
               <w:pStyle w:val="Compact"/>
-              <w:jc w:val="left"/>
-            </w:pPr>
-            <w:r>
-              <w:t xml:space="preserve">Keep; split the transfer clause.</w:t>
-            </w:r>
-            <w:r>
-              <w:t xml:space="preserve"> </w:t>
-            </w:r>
-            <w:r>
-              <w:t xml:space="preserve">“</w:t>
-            </w:r>
-            <w:r>
-              <w:t xml:space="preserve">Transfer to high-stakes environments</w:t>
-            </w:r>
-            <w:r>
-              <w:t xml:space="preserve">”</w:t>
-            </w:r>
-            <w:r>
-              <w:t xml:space="preserve"> </w:t>
-            </w:r>
-            <w:r>
-              <w:t xml:space="preserve">belongs with LECF 7.3 (transfer specification), not with design. Moving it consolidates all [A] material in one place.</w:t>
+            </w:pPr>
+            <w:r>
+              <w:t xml:space="preserve">Keep; split the transfer clause. “Transfer to high-stakes environments” belongs with LECF 7.3 (transfer specification), not with design. Moving it consolidates all [A] material in one place.</w:t>
             </w:r>
           </w:p>
         </w:tc>
@@ -906,7 +855,6 @@
           <w:p>
             <w:pPr>
               <w:pStyle w:val="Compact"/>
-              <w:jc w:val="left"/>
             </w:pPr>
             <w:r>
               <w:t xml:space="preserve">LENS 3</w:t>
@@ -918,7 +866,6 @@
           <w:p>
             <w:pPr>
               <w:pStyle w:val="Compact"/>
-              <w:jc w:val="left"/>
             </w:pPr>
             <w:r>
               <w:t xml:space="preserve">Ethical instrumentation, learning analytics, operational performance criteria, gap attribution</w:t>
@@ -930,28 +877,9 @@
           <w:p>
             <w:pPr>
               <w:pStyle w:val="Compact"/>
-              <w:jc w:val="left"/>
-            </w:pPr>
-            <w:r>
-              <w:t xml:space="preserve">Keep; label gap attribution and operational performance criteria as</w:t>
-            </w:r>
-            <w:r>
-              <w:t xml:space="preserve"> </w:t>
-            </w:r>
-            <w:r>
-              <w:t xml:space="preserve">“</w:t>
-            </w:r>
-            <w:r>
-              <w:t xml:space="preserve">proposed extensions to the field framework (LECF Domain 7)</w:t>
-            </w:r>
-            <w:r>
-              <w:t xml:space="preserve">”</w:t>
-            </w:r>
-            <w:r>
-              <w:t xml:space="preserve"> </w:t>
-            </w:r>
-            <w:r>
-              <w:t xml:space="preserve">in any external document.</w:t>
+            </w:pPr>
+            <w:r>
+              <w:t xml:space="preserve">Keep; label gap attribution and operational performance criteria as “proposed extensions to the field framework (LECF Domain 7)” in any external document.</w:t>
             </w:r>
           </w:p>
         </w:tc>
@@ -962,7 +890,6 @@
           <w:p>
             <w:pPr>
               <w:pStyle w:val="Compact"/>
-              <w:jc w:val="left"/>
             </w:pPr>
             <w:r>
               <w:t xml:space="preserve">LENS 4</w:t>
@@ -974,7 +901,6 @@
           <w:p>
             <w:pPr>
               <w:pStyle w:val="Compact"/>
-              <w:jc w:val="left"/>
             </w:pPr>
             <w:r>
               <w:t xml:space="preserve">High-consequence operational contexts, HSI frameworks, interdisciplinary team engagement</w:t>
@@ -986,7 +912,6 @@
           <w:p>
             <w:pPr>
               <w:pStyle w:val="Compact"/>
-              <w:jc w:val="left"/>
             </w:pPr>
             <w:r>
               <w:t xml:space="preserve">Rewrite with behavioral definitions (R1). Current language is a knowledge area dressed as a competency.</w:t>
@@ -1000,7 +925,6 @@
           <w:p>
             <w:pPr>
               <w:pStyle w:val="Compact"/>
-              <w:jc w:val="left"/>
             </w:pPr>
             <w:r>
               <w:t xml:space="preserve">LENS 5</w:t>
@@ -1012,7 +936,6 @@
           <w:p>
             <w:pPr>
               <w:pStyle w:val="Compact"/>
-              <w:jc w:val="left"/>
             </w:pPr>
             <w:r>
               <w:t xml:space="preserve">Human-AI teaming, capability development for not-yet-fielded systems, adaptive learning at scale</w:t>
@@ -1024,7 +947,6 @@
           <w:p>
             <w:pPr>
               <w:pStyle w:val="Compact"/>
-              <w:jc w:val="left"/>
             </w:pPr>
             <w:r>
               <w:t xml:space="preserve">Keep; anchor to LECF 5.2 and propose two named candidate subcompetencies for SIG debate rather than leaving them free-floating (R4).</w:t>
@@ -1033,8 +955,8 @@
         </w:tc>
       </w:tr>
     </w:tbl>
-    <w:bookmarkEnd w:id="30"/>
-    <w:bookmarkStart w:id="31" w:name="framing-for-the-sig-conversation"/>
+    <w:bookmarkEnd w:id="19"/>
+    <w:bookmarkStart w:id="20" w:name="framing-for-the-sig-conversation"/>
     <w:p>
       <w:pPr>
         <w:pStyle w:val="Heading1"/>
@@ -1091,8 +1013,12 @@
         <w:t xml:space="preserve">The field framework says what every learning engineer should be able to do. LENS says: here is a program that builds those abilities to a professional level, in places where mistakes are expensive, and adds a few abilities the field has not yet agreed on. We are honest about which is which, and we are offering our students’ work as part of the evidence the field needs.</w:t>
       </w:r>
     </w:p>
-    <w:bookmarkEnd w:id="31"/>
-    <w:sectPr/>
+    <w:bookmarkEnd w:id="20"/>
+    <w:sectPr>
+      <w:footnotePr>
+        <w:numRestart w:val="eachSect"/>
+      </w:footnotePr>
+    </w:sectPr>
   </w:body>
 </w:document>
 </file>
@@ -1123,14 +1049,14 @@
 <file path=word/numbering.xml><?xml version="1.0" encoding="utf-8"?>
 <w:numbering xmlns:w="http://schemas.openxmlformats.org/wordprocessingml/2006/main">
   <w:abstractNum w:abstractNumId="990">
-    <w:nsid w:val="A990"/>
+    <w:nsid w:val="0000A990"/>
     <w:multiLevelType w:val="multilevel"/>
     <w:lvl w:ilvl="0">
       <w:numFmt w:val="bullet"/>
       <w:lvlText w:val=" "/>
       <w:lvlJc w:val="left"/>
       <w:pPr>
-        <w:ind w:left="720" w:hanging="480"/>
+        <w:ind w:left="720" w:hanging="360"/>
       </w:pPr>
     </w:lvl>
     <w:lvl w:ilvl="1">
@@ -1138,7 +1064,7 @@
       <w:lvlText w:val=" "/>
       <w:lvlJc w:val="left"/>
       <w:pPr>
-        <w:ind w:left="1440" w:hanging="480"/>
+        <w:ind w:left="1440" w:hanging="360"/>
       </w:pPr>
     </w:lvl>
     <w:lvl w:ilvl="2">
@@ -1146,7 +1072,7 @@
       <w:lvlText w:val=" "/>
       <w:lvlJc w:val="left"/>
       <w:pPr>
-        <w:ind w:left="2160" w:hanging="480"/>
+        <w:ind w:left="2160" w:hanging="360"/>
       </w:pPr>
     </w:lvl>
     <w:lvl w:ilvl="3">
@@ -1154,7 +1080,7 @@
       <w:lvlText w:val=" "/>
       <w:lvlJc w:val="left"/>
       <w:pPr>
-        <w:ind w:left="2880" w:hanging="480"/>
+        <w:ind w:left="2880" w:hanging="360"/>
       </w:pPr>
     </w:lvl>
     <w:lvl w:ilvl="4">
@@ -1162,7 +1088,7 @@
       <w:lvlText w:val=" "/>
       <w:lvlJc w:val="left"/>
       <w:pPr>
-        <w:ind w:left="3600" w:hanging="480"/>
+        <w:ind w:left="3600" w:hanging="360"/>
       </w:pPr>
     </w:lvl>
     <w:lvl w:ilvl="5">
@@ -1170,7 +1096,7 @@
       <w:lvlText w:val=" "/>
       <w:lvlJc w:val="left"/>
       <w:pPr>
-        <w:ind w:left="4320" w:hanging="480"/>
+        <w:ind w:left="4320" w:hanging="360"/>
       </w:pPr>
     </w:lvl>
     <w:lvl w:ilvl="6">
@@ -1178,7 +1104,7 @@
       <w:lvlText w:val=" "/>
       <w:lvlJc w:val="left"/>
       <w:pPr>
-        <w:ind w:left="5040" w:hanging="480"/>
+        <w:ind w:left="5040" w:hanging="360"/>
       </w:pPr>
     </w:lvl>
     <w:lvl w:ilvl="7">
@@ -1186,7 +1112,7 @@
       <w:lvlText w:val=" "/>
       <w:lvlJc w:val="left"/>
       <w:pPr>
-        <w:ind w:left="5760" w:hanging="480"/>
+        <w:ind w:left="5760" w:hanging="360"/>
       </w:pPr>
     </w:lvl>
     <w:lvl w:ilvl="8">
@@ -1194,7 +1120,7 @@
       <w:lvlText w:val=" "/>
       <w:lvlJc w:val="left"/>
       <w:pPr>
-        <w:ind w:left="6480" w:hanging="480"/>
+        <w:ind w:left="6480" w:hanging="360"/>
       </w:pPr>
     </w:lvl>
   </w:abstractNum>
@@ -1209,10 +1135,10 @@
   <w:docDefaults>
     <w:rPrDefault>
       <w:rPr>
-        <w:rFonts w:asciiTheme="minorHAnsi" w:cstheme="minorBidi" w:eastAsiaTheme="minorHAnsi" w:hAnsiTheme="minorHAnsi"/>
+        <w:rFonts w:asciiTheme="minorHAnsi" w:cstheme="minorBidi" w:eastAsiaTheme="minorEastAsia" w:hAnsiTheme="minorHAnsi"/>
         <w:sz w:val="24"/>
         <w:szCs w:val="24"/>
-        <w:lang w:bidi="ar-SA" w:eastAsia="en-US" w:val="en-US"/>
+        <w:lang w:bidi="ar-SA" w:eastAsia="zh-CN" w:val="en-US"/>
       </w:rPr>
     </w:rPrDefault>
     <w:pPrDefault>
@@ -1230,10 +1156,10 @@
     <w:name w:val="Body Text"/>
     <w:basedOn w:val="Normal"/>
     <w:link w:val="BodyTextChar"/>
+    <w:qFormat/>
     <w:pPr>
       <w:spacing w:after="180" w:before="180"/>
     </w:pPr>
-    <w:qFormat/>
   </w:style>
   <w:style w:customStyle="1" w:styleId="FirstParagraph" w:type="paragraph">
     <w:name w:val="First Paragraph"/>
@@ -1253,57 +1179,94 @@
     <w:name w:val="Title"/>
     <w:basedOn w:val="Normal"/>
     <w:next w:val="BodyText"/>
-    <w:qFormat/>
-    <w:pPr>
-      <w:keepNext/>
-      <w:keepLines/>
-      <w:spacing w:after="240" w:before="480"/>
+    <w:link w:val="TitleChar"/>
+    <w:uiPriority w:val="10"/>
+    <w:qFormat/>
+    <w:rsid w:val="00A10FD9"/>
+    <w:pPr>
+      <w:spacing w:after="80" w:line="240" w:lineRule="auto"/>
+      <w:contextualSpacing/>
       <w:jc w:val="center"/>
     </w:pPr>
     <w:rPr>
       <w:rFonts w:asciiTheme="majorHAnsi" w:cstheme="majorBidi" w:eastAsiaTheme="majorEastAsia" w:hAnsiTheme="majorHAnsi"/>
-      <w:b/>
-      <w:bCs/>
-      <w:color w:themeColor="accent1" w:themeShade="B5" w:val="345A8A"/>
-      <w:sz w:val="36"/>
-      <w:szCs w:val="36"/>
+      <w:sz w:val="56"/>
+      <w:szCs w:val="56"/>
+    </w:rPr>
+  </w:style>
+  <w:style w:customStyle="1" w:styleId="TitleChar" w:type="character">
+    <w:name w:val="Title Char"/>
+    <w:basedOn w:val="DefaultParagraphFont"/>
+    <w:link w:val="Title"/>
+    <w:uiPriority w:val="10"/>
+    <w:rsid w:val="00A10FD9"/>
+    <w:rPr>
+      <w:rFonts w:asciiTheme="majorHAnsi" w:cstheme="majorBidi" w:eastAsiaTheme="majorEastAsia" w:hAnsiTheme="majorHAnsi"/>
+      <w:sz w:val="56"/>
+      <w:szCs w:val="56"/>
     </w:rPr>
   </w:style>
   <w:style w:styleId="Subtitle" w:type="paragraph">
     <w:name w:val="Subtitle"/>
     <w:basedOn w:val="Title"/>
     <w:next w:val="BodyText"/>
+    <w:link w:val="SubtitleChar"/>
+    <w:uiPriority w:val="11"/>
+    <w:qFormat/>
+    <w:rsid w:val="00A10FD9"/>
+    <w:pPr>
+      <w:numPr>
+        <w:ilvl w:val="1"/>
+      </w:numPr>
+    </w:pPr>
+    <w:rPr>
+      <w:rFonts w:cstheme="majorBidi" w:eastAsiaTheme="majorEastAsia"/>
+      <w:spacing w:val="15"/>
+      <w:sz w:val="28"/>
+      <w:szCs w:val="28"/>
+    </w:rPr>
+  </w:style>
+  <w:style w:customStyle="1" w:styleId="SubtitleChar" w:type="character">
+    <w:name w:val="Subtitle Char"/>
+    <w:basedOn w:val="DefaultParagraphFont"/>
+    <w:link w:val="Subtitle"/>
+    <w:uiPriority w:val="11"/>
+    <w:rsid w:val="00A10FD9"/>
+    <w:rPr>
+      <w:rFonts w:cstheme="majorBidi" w:eastAsiaTheme="majorEastAsia"/>
+      <w:color w:themeColor="text1" w:themeTint="A6" w:val="595959"/>
+      <w:spacing w:val="15"/>
+      <w:sz w:val="28"/>
+      <w:szCs w:val="28"/>
+    </w:rPr>
+  </w:style>
+  <w:style w:customStyle="1" w:styleId="Author" w:type="paragraph">
+    <w:name w:val="Author"/>
+    <w:basedOn w:val="Title"/>
+    <w:next w:val="BodyText"/>
     <w:qFormat/>
     <w:pPr>
       <w:keepNext/>
       <w:keepLines/>
-      <w:spacing w:after="240" w:before="240"/>
-      <w:jc w:val="center"/>
-    </w:pPr>
-    <w:rPr>
-      <w:sz w:val="30"/>
-      <w:szCs w:val="30"/>
-    </w:rPr>
-  </w:style>
-  <w:style w:customStyle="1" w:styleId="Author" w:type="paragraph">
-    <w:name w:val="Author"/>
+    </w:pPr>
+    <w:rPr>
+      <w:sz w:val="24"/>
+      <w:szCs w:val="24"/>
+    </w:rPr>
+  </w:style>
+  <w:style w:styleId="Date" w:type="paragraph">
+    <w:name w:val="Date"/>
+    <w:basedOn w:val="Title"/>
     <w:next w:val="BodyText"/>
     <w:qFormat/>
     <w:pPr>
       <w:keepNext/>
       <w:keepLines/>
-      <w:jc w:val="center"/>
-    </w:pPr>
-  </w:style>
-  <w:style w:styleId="Date" w:type="paragraph">
-    <w:name w:val="Date"/>
-    <w:next w:val="BodyText"/>
-    <w:qFormat/>
-    <w:pPr>
-      <w:keepNext/>
-      <w:keepLines/>
-      <w:jc w:val="center"/>
-    </w:pPr>
+    </w:pPr>
+    <w:rPr>
+      <w:sz w:val="24"/>
+      <w:szCs w:val="24"/>
+    </w:rPr>
   </w:style>
   <w:style w:customStyle="1" w:styleId="AbstractTitle" w:type="paragraph">
     <w:name w:val="Abstract Title"/>
@@ -1313,15 +1276,13 @@
     <w:pPr>
       <w:keepNext/>
       <w:keepLines/>
+      <w:spacing w:after="0" w:before="300"/>
       <w:jc w:val="center"/>
-      <w:spacing w:after="0" w:before="300"/>
-    </w:pPr>
-    <w:rPr>
+    </w:pPr>
+    <w:rPr>
+      <w:b/>
       <w:sz w:val="20"/>
       <w:szCs w:val="20"/>
-      <w:b/>
-      <w:color w:val="345A8A"/>
-      &gt;
     </w:rPr>
   </w:style>
   <w:style w:customStyle="1" w:styleId="Abstract" w:type="paragraph">
@@ -1348,191 +1309,321 @@
     <w:rPr/>
   </w:style>
   <w:style w:styleId="Heading1" w:type="paragraph">
-    <w:name w:val="Heading 1"/>
+    <w:name w:val="heading 1"/>
     <w:basedOn w:val="Normal"/>
     <w:next w:val="BodyText"/>
+    <w:link w:val="Heading1Char"/>
     <w:uiPriority w:val="9"/>
     <w:qFormat/>
+    <w:rsid w:val="00A10FD9"/>
     <w:pPr>
       <w:keepNext/>
       <w:keepLines/>
-      <w:spacing w:after="0" w:before="480"/>
+      <w:spacing w:after="80" w:before="360"/>
       <w:outlineLvl w:val="0"/>
     </w:pPr>
     <w:rPr>
       <w:rFonts w:asciiTheme="majorHAnsi" w:cstheme="majorBidi" w:eastAsiaTheme="majorEastAsia" w:hAnsiTheme="majorHAnsi"/>
-      <w:b/>
-      <w:bCs/>
-      <w:color w:themeColor="accent1" w:val="4F81BD"/>
+      <w:color w:themeColor="accent1" w:themeShade="BF" w:val="0F4761"/>
+      <w:sz w:val="40"/>
+      <w:szCs w:val="40"/>
+    </w:rPr>
+  </w:style>
+  <w:style w:styleId="Heading2" w:type="paragraph">
+    <w:name w:val="heading 2"/>
+    <w:basedOn w:val="Normal"/>
+    <w:next w:val="BodyText"/>
+    <w:link w:val="Heading2Char"/>
+    <w:uiPriority w:val="9"/>
+    <w:semiHidden/>
+    <w:unhideWhenUsed/>
+    <w:qFormat/>
+    <w:rsid w:val="00A10FD9"/>
+    <w:pPr>
+      <w:keepNext/>
+      <w:keepLines/>
+      <w:spacing w:after="80" w:before="160"/>
+      <w:outlineLvl w:val="1"/>
+    </w:pPr>
+    <w:rPr>
+      <w:rFonts w:asciiTheme="majorHAnsi" w:cstheme="majorBidi" w:eastAsiaTheme="majorEastAsia" w:hAnsiTheme="majorHAnsi"/>
+      <w:color w:themeColor="accent1" w:themeShade="BF" w:val="0F4761"/>
       <w:sz w:val="32"/>
       <w:szCs w:val="32"/>
     </w:rPr>
   </w:style>
-  <w:style w:styleId="Heading2" w:type="paragraph">
-    <w:name w:val="Heading 2"/>
+  <w:style w:styleId="Heading3" w:type="paragraph">
+    <w:name w:val="heading 3"/>
     <w:basedOn w:val="Normal"/>
     <w:next w:val="BodyText"/>
+    <w:link w:val="Heading3Char"/>
     <w:uiPriority w:val="9"/>
+    <w:semiHidden/>
     <w:unhideWhenUsed/>
     <w:qFormat/>
+    <w:rsid w:val="00A10FD9"/>
     <w:pPr>
       <w:keepNext/>
       <w:keepLines/>
-      <w:spacing w:after="0" w:before="200"/>
-      <w:outlineLvl w:val="1"/>
-    </w:pPr>
-    <w:rPr>
-      <w:rFonts w:asciiTheme="majorHAnsi" w:cstheme="majorBidi" w:eastAsiaTheme="majorEastAsia" w:hAnsiTheme="majorHAnsi"/>
-      <w:b/>
-      <w:bCs/>
-      <w:color w:themeColor="accent1" w:val="4F81BD"/>
+      <w:spacing w:after="80" w:before="160"/>
+      <w:outlineLvl w:val="2"/>
+    </w:pPr>
+    <w:rPr>
+      <w:rFonts w:cstheme="majorBidi" w:eastAsiaTheme="majorEastAsia"/>
+      <w:color w:themeColor="accent1" w:themeShade="BF" w:val="0F4761"/>
       <w:sz w:val="28"/>
       <w:szCs w:val="28"/>
     </w:rPr>
   </w:style>
-  <w:style w:styleId="Heading3" w:type="paragraph">
-    <w:name w:val="Heading 3"/>
+  <w:style w:styleId="Heading4" w:type="paragraph">
+    <w:name w:val="heading 4"/>
     <w:basedOn w:val="Normal"/>
     <w:next w:val="BodyText"/>
+    <w:link w:val="Heading4Char"/>
     <w:uiPriority w:val="9"/>
+    <w:semiHidden/>
     <w:unhideWhenUsed/>
     <w:qFormat/>
+    <w:rsid w:val="00A10FD9"/>
     <w:pPr>
       <w:keepNext/>
       <w:keepLines/>
-      <w:spacing w:after="0" w:before="200"/>
-      <w:outlineLvl w:val="2"/>
-    </w:pPr>
-    <w:rPr>
-      <w:rFonts w:asciiTheme="majorHAnsi" w:cstheme="majorBidi" w:eastAsiaTheme="majorEastAsia" w:hAnsiTheme="majorHAnsi"/>
-      <w:b/>
-      <w:bCs/>
-      <w:color w:themeColor="accent1" w:val="4F81BD"/>
-      <w:sz w:val="24"/>
-      <w:szCs w:val="24"/>
-    </w:rPr>
-  </w:style>
-  <w:style w:styleId="Heading4" w:type="paragraph">
-    <w:name w:val="Heading 4"/>
+      <w:spacing w:after="40" w:before="80"/>
+      <w:outlineLvl w:val="3"/>
+    </w:pPr>
+    <w:rPr>
+      <w:rFonts w:cstheme="majorBidi" w:eastAsiaTheme="majorEastAsia"/>
+      <w:i/>
+      <w:iCs/>
+      <w:color w:themeColor="accent1" w:themeShade="BF" w:val="0F4761"/>
+    </w:rPr>
+  </w:style>
+  <w:style w:styleId="Heading5" w:type="paragraph">
+    <w:name w:val="heading 5"/>
     <w:basedOn w:val="Normal"/>
     <w:next w:val="BodyText"/>
+    <w:link w:val="Heading5Char"/>
     <w:uiPriority w:val="9"/>
+    <w:semiHidden/>
     <w:unhideWhenUsed/>
     <w:qFormat/>
+    <w:rsid w:val="00A10FD9"/>
     <w:pPr>
       <w:keepNext/>
       <w:keepLines/>
-      <w:spacing w:after="0" w:before="200"/>
-      <w:outlineLvl w:val="3"/>
-    </w:pPr>
-    <w:rPr>
-      <w:rFonts w:asciiTheme="majorHAnsi" w:cstheme="majorBidi" w:eastAsiaTheme="majorEastAsia" w:hAnsiTheme="majorHAnsi"/>
-      <w:i/>
-      <w:bCs/>
-      <w:color w:themeColor="accent1" w:val="4F81BD"/>
-      <w:sz w:val="24"/>
-      <w:szCs w:val="24"/>
-    </w:rPr>
-  </w:style>
-  <w:style w:styleId="Heading5" w:type="paragraph">
-    <w:name w:val="Heading 5"/>
+      <w:spacing w:after="40" w:before="80"/>
+      <w:outlineLvl w:val="4"/>
+    </w:pPr>
+    <w:rPr>
+      <w:rFonts w:cstheme="majorBidi" w:eastAsiaTheme="majorEastAsia"/>
+      <w:color w:themeColor="accent1" w:themeShade="BF" w:val="0F4761"/>
+    </w:rPr>
+  </w:style>
+  <w:style w:styleId="Heading6" w:type="paragraph">
+    <w:name w:val="heading 6"/>
     <w:basedOn w:val="Normal"/>
     <w:next w:val="BodyText"/>
+    <w:link w:val="Heading6Char"/>
     <w:uiPriority w:val="9"/>
+    <w:semiHidden/>
     <w:unhideWhenUsed/>
     <w:qFormat/>
+    <w:rsid w:val="00A10FD9"/>
     <w:pPr>
       <w:keepNext/>
       <w:keepLines/>
-      <w:spacing w:after="0" w:before="200"/>
-      <w:outlineLvl w:val="4"/>
-    </w:pPr>
-    <w:rPr>
-      <w:rFonts w:asciiTheme="majorHAnsi" w:cstheme="majorBidi" w:eastAsiaTheme="majorEastAsia" w:hAnsiTheme="majorHAnsi"/>
+      <w:spacing w:after="0" w:before="40"/>
+      <w:outlineLvl w:val="5"/>
+    </w:pPr>
+    <w:rPr>
+      <w:rFonts w:cstheme="majorBidi" w:eastAsiaTheme="majorEastAsia"/>
+      <w:i/>
       <w:iCs/>
-      <w:color w:themeColor="accent1" w:val="4F81BD"/>
-      <w:sz w:val="24"/>
-      <w:szCs w:val="24"/>
-    </w:rPr>
-  </w:style>
-  <w:style w:styleId="Heading6" w:type="paragraph">
-    <w:name w:val="Heading 6"/>
+      <w:color w:themeColor="text1" w:themeTint="A6" w:val="595959"/>
+    </w:rPr>
+  </w:style>
+  <w:style w:styleId="Heading7" w:type="paragraph">
+    <w:name w:val="heading 7"/>
     <w:basedOn w:val="Normal"/>
     <w:next w:val="BodyText"/>
+    <w:link w:val="Heading7Char"/>
     <w:uiPriority w:val="9"/>
+    <w:semiHidden/>
     <w:unhideWhenUsed/>
     <w:qFormat/>
+    <w:rsid w:val="00A10FD9"/>
     <w:pPr>
       <w:keepNext/>
       <w:keepLines/>
-      <w:spacing w:after="0" w:before="200"/>
-      <w:outlineLvl w:val="5"/>
-    </w:pPr>
-    <w:rPr>
-      <w:rFonts w:asciiTheme="majorHAnsi" w:cstheme="majorBidi" w:eastAsiaTheme="majorEastAsia" w:hAnsiTheme="majorHAnsi"/>
-      <w:color w:themeColor="accent1" w:val="4F81BD"/>
-      <w:sz w:val="24"/>
-      <w:szCs w:val="24"/>
-    </w:rPr>
-  </w:style>
-  <w:style w:styleId="Heading7" w:type="paragraph">
-    <w:name w:val="Heading 7"/>
+      <w:spacing w:after="0" w:before="40"/>
+      <w:outlineLvl w:val="6"/>
+    </w:pPr>
+    <w:rPr>
+      <w:rFonts w:cstheme="majorBidi" w:eastAsiaTheme="majorEastAsia"/>
+      <w:color w:themeColor="text1" w:themeTint="A6" w:val="595959"/>
+    </w:rPr>
+  </w:style>
+  <w:style w:styleId="Heading8" w:type="paragraph">
+    <w:name w:val="heading 8"/>
     <w:basedOn w:val="Normal"/>
     <w:next w:val="BodyText"/>
+    <w:link w:val="Heading8Char"/>
     <w:uiPriority w:val="9"/>
+    <w:semiHidden/>
     <w:unhideWhenUsed/>
     <w:qFormat/>
+    <w:rsid w:val="00A10FD9"/>
     <w:pPr>
       <w:keepNext/>
       <w:keepLines/>
-      <w:spacing w:after="0" w:before="200"/>
-      <w:outlineLvl w:val="6"/>
-    </w:pPr>
-    <w:rPr>
-      <w:rFonts w:asciiTheme="majorHAnsi" w:cstheme="majorBidi" w:eastAsiaTheme="majorEastAsia" w:hAnsiTheme="majorHAnsi"/>
-      <w:color w:themeColor="accent1" w:val="4F81BD"/>
-      <w:sz w:val="24"/>
-      <w:szCs w:val="24"/>
-    </w:rPr>
-  </w:style>
-  <w:style w:styleId="Heading8" w:type="paragraph">
-    <w:name w:val="Heading 8"/>
+      <w:spacing w:after="0"/>
+      <w:outlineLvl w:val="7"/>
+    </w:pPr>
+    <w:rPr>
+      <w:rFonts w:cstheme="majorBidi" w:eastAsiaTheme="majorEastAsia"/>
+      <w:i/>
+      <w:iCs/>
+      <w:color w:themeColor="text1" w:themeTint="D8" w:val="272727"/>
+    </w:rPr>
+  </w:style>
+  <w:style w:styleId="Heading9" w:type="paragraph">
+    <w:name w:val="heading 9"/>
     <w:basedOn w:val="Normal"/>
     <w:next w:val="BodyText"/>
+    <w:link w:val="Heading9Char"/>
     <w:uiPriority w:val="9"/>
+    <w:semiHidden/>
     <w:unhideWhenUsed/>
     <w:qFormat/>
+    <w:rsid w:val="00A10FD9"/>
     <w:pPr>
       <w:keepNext/>
       <w:keepLines/>
-      <w:spacing w:after="0" w:before="200"/>
-      <w:outlineLvl w:val="7"/>
-    </w:pPr>
+      <w:spacing w:after="0"/>
+      <w:outlineLvl w:val="8"/>
+    </w:pPr>
+    <w:rPr>
+      <w:rFonts w:cstheme="majorBidi" w:eastAsiaTheme="majorEastAsia"/>
+      <w:color w:themeColor="text1" w:themeTint="D8" w:val="272727"/>
+    </w:rPr>
+  </w:style>
+  <w:style w:customStyle="1" w:styleId="Heading1Char" w:type="character">
+    <w:name w:val="Heading 1 Char"/>
+    <w:basedOn w:val="DefaultParagraphFont"/>
+    <w:link w:val="Heading1"/>
+    <w:uiPriority w:val="9"/>
+    <w:rsid w:val="00A10FD9"/>
     <w:rPr>
       <w:rFonts w:asciiTheme="majorHAnsi" w:cstheme="majorBidi" w:eastAsiaTheme="majorEastAsia" w:hAnsiTheme="majorHAnsi"/>
-      <w:color w:themeColor="accent1" w:val="4F81BD"/>
-      <w:sz w:val="24"/>
-      <w:szCs w:val="24"/>
-    </w:rPr>
-  </w:style>
-  <w:style w:styleId="Heading9" w:type="paragraph">
-    <w:name w:val="Heading 9"/>
-    <w:basedOn w:val="Normal"/>
-    <w:next w:val="BodyText"/>
+      <w:color w:themeColor="accent1" w:themeShade="BF" w:val="0F4761"/>
+      <w:sz w:val="40"/>
+      <w:szCs w:val="40"/>
+    </w:rPr>
+  </w:style>
+  <w:style w:customStyle="1" w:styleId="Heading2Char" w:type="character">
+    <w:name w:val="Heading 2 Char"/>
+    <w:basedOn w:val="DefaultParagraphFont"/>
+    <w:link w:val="Heading2"/>
     <w:uiPriority w:val="9"/>
-    <w:unhideWhenUsed/>
-    <w:qFormat/>
-    <w:pPr>
-      <w:keepNext/>
-      <w:keepLines/>
-      <w:spacing w:after="0" w:before="200"/>
-      <w:outlineLvl w:val="8"/>
-    </w:pPr>
+    <w:semiHidden/>
+    <w:rsid w:val="00A10FD9"/>
     <w:rPr>
       <w:rFonts w:asciiTheme="majorHAnsi" w:cstheme="majorBidi" w:eastAsiaTheme="majorEastAsia" w:hAnsiTheme="majorHAnsi"/>
-      <w:color w:themeColor="accent1" w:val="4F81BD"/>
-      <w:sz w:val="24"/>
-      <w:szCs w:val="24"/>
+      <w:color w:themeColor="accent1" w:themeShade="BF" w:val="0F4761"/>
+      <w:sz w:val="32"/>
+      <w:szCs w:val="32"/>
+    </w:rPr>
+  </w:style>
+  <w:style w:customStyle="1" w:styleId="Heading3Char" w:type="character">
+    <w:name w:val="Heading 3 Char"/>
+    <w:basedOn w:val="DefaultParagraphFont"/>
+    <w:link w:val="Heading3"/>
+    <w:uiPriority w:val="9"/>
+    <w:semiHidden/>
+    <w:rsid w:val="00A10FD9"/>
+    <w:rPr>
+      <w:rFonts w:cstheme="majorBidi" w:eastAsiaTheme="majorEastAsia"/>
+      <w:color w:themeColor="accent1" w:themeShade="BF" w:val="0F4761"/>
+      <w:sz w:val="28"/>
+      <w:szCs w:val="28"/>
+    </w:rPr>
+  </w:style>
+  <w:style w:customStyle="1" w:styleId="Heading4Char" w:type="character">
+    <w:name w:val="Heading 4 Char"/>
+    <w:basedOn w:val="DefaultParagraphFont"/>
+    <w:link w:val="Heading4"/>
+    <w:uiPriority w:val="9"/>
+    <w:semiHidden/>
+    <w:rsid w:val="00A10FD9"/>
+    <w:rPr>
+      <w:rFonts w:cstheme="majorBidi" w:eastAsiaTheme="majorEastAsia"/>
+      <w:i/>
+      <w:iCs/>
+      <w:color w:themeColor="accent1" w:themeShade="BF" w:val="0F4761"/>
+    </w:rPr>
+  </w:style>
+  <w:style w:customStyle="1" w:styleId="Heading5Char" w:type="character">
+    <w:name w:val="Heading 5 Char"/>
+    <w:basedOn w:val="DefaultParagraphFont"/>
+    <w:link w:val="Heading5"/>
+    <w:uiPriority w:val="9"/>
+    <w:semiHidden/>
+    <w:rsid w:val="00A10FD9"/>
+    <w:rPr>
+      <w:rFonts w:cstheme="majorBidi" w:eastAsiaTheme="majorEastAsia"/>
+      <w:color w:themeColor="accent1" w:themeShade="BF" w:val="0F4761"/>
+    </w:rPr>
+  </w:style>
+  <w:style w:customStyle="1" w:styleId="Heading6Char" w:type="character">
+    <w:name w:val="Heading 6 Char"/>
+    <w:basedOn w:val="DefaultParagraphFont"/>
+    <w:link w:val="Heading6"/>
+    <w:uiPriority w:val="9"/>
+    <w:semiHidden/>
+    <w:rsid w:val="00A10FD9"/>
+    <w:rPr>
+      <w:rFonts w:cstheme="majorBidi" w:eastAsiaTheme="majorEastAsia"/>
+      <w:i/>
+      <w:iCs/>
+      <w:color w:themeColor="text1" w:themeTint="A6" w:val="595959"/>
+    </w:rPr>
+  </w:style>
+  <w:style w:customStyle="1" w:styleId="Heading7Char" w:type="character">
+    <w:name w:val="Heading 7 Char"/>
+    <w:basedOn w:val="DefaultParagraphFont"/>
+    <w:link w:val="Heading7"/>
+    <w:uiPriority w:val="9"/>
+    <w:semiHidden/>
+    <w:rsid w:val="00A10FD9"/>
+    <w:rPr>
+      <w:rFonts w:cstheme="majorBidi" w:eastAsiaTheme="majorEastAsia"/>
+      <w:color w:themeColor="text1" w:themeTint="A6" w:val="595959"/>
+    </w:rPr>
+  </w:style>
+  <w:style w:customStyle="1" w:styleId="Heading8Char" w:type="character">
+    <w:name w:val="Heading 8 Char"/>
+    <w:basedOn w:val="DefaultParagraphFont"/>
+    <w:link w:val="Heading8"/>
+    <w:uiPriority w:val="9"/>
+    <w:semiHidden/>
+    <w:rsid w:val="00A10FD9"/>
+    <w:rPr>
+      <w:rFonts w:cstheme="majorBidi" w:eastAsiaTheme="majorEastAsia"/>
+      <w:i/>
+      <w:iCs/>
+      <w:color w:themeColor="text1" w:themeTint="D8" w:val="272727"/>
+    </w:rPr>
+  </w:style>
+  <w:style w:customStyle="1" w:styleId="Heading9Char" w:type="character">
+    <w:name w:val="Heading 9 Char"/>
+    <w:basedOn w:val="DefaultParagraphFont"/>
+    <w:link w:val="Heading9"/>
+    <w:uiPriority w:val="9"/>
+    <w:semiHidden/>
+    <w:rsid w:val="00A10FD9"/>
+    <w:rPr>
+      <w:rFonts w:cstheme="majorBidi" w:eastAsiaTheme="majorEastAsia"/>
+      <w:color w:themeColor="text1" w:themeTint="D8" w:val="272727"/>
     </w:rPr>
   </w:style>
   <w:style w:styleId="BlockText" w:type="paragraph">
@@ -1555,6 +1646,18 @@
     <w:unhideWhenUsed/>
     <w:qFormat/>
   </w:style>
+  <w:style w:styleId="FootnoteBlockText" w:type="paragraph">
+    <w:name w:val="Footnote Block Text"/>
+    <w:basedOn w:val="FootnoteText"/>
+    <w:next w:val="FootnoteText"/>
+    <w:uiPriority w:val="9"/>
+    <w:unhideWhenUsed/>
+    <w:qFormat/>
+    <w:pPr>
+      <w:spacing w:after="100" w:before="100"/>
+      <w:ind w:firstLine="0" w:left="480" w:right="480"/>
+    </w:pPr>
+  </w:style>
   <w:style w:default="1" w:styleId="DefaultParagraphFont" w:type="character">
     <w:name w:val="Default Paragraph Font"/>
     <w:semiHidden/>
@@ -1563,37 +1666,24 @@
   <w:style w:default="1" w:styleId="Table" w:type="table">
     <w:name w:val="Table"/>
     <w:basedOn w:val="TableNormal"/>
+    <w:semiHidden/>
+    <w:unhideWhenUsed/>
     <w:qFormat/>
     <w:tblPr>
       <w:tblInd w:type="dxa" w:w="0"/>
-      <w:tblBorders>
-        <w:top w:color="BFBFBF" w:space="0" w:sz="4" w:val="single"/>
-        <w:left w:color="BFBFBF" w:space="0" w:sz="4" w:val="single"/>
-        <w:bottom w:color="BFBFBF" w:space="0" w:sz="4" w:val="single"/>
-        <w:right w:color="BFBFBF" w:space="0" w:sz="4" w:val="single"/>
-        <w:insideH w:color="BFBFBF" w:space="0" w:sz="4" w:val="single"/>
-        <w:insideV w:color="BFBFBF" w:space="0" w:sz="4" w:val="single"/>
-      </w:tblBorders>
       <w:tblCellMar>
-        <w:top w:type="dxa" w:w="40"/>
+        <w:top w:type="dxa" w:w="0"/>
         <w:left w:type="dxa" w:w="108"/>
-        <w:bottom w:type="dxa" w:w="40"/>
+        <w:bottom w:type="dxa" w:w="0"/>
         <w:right w:type="dxa" w:w="108"/>
       </w:tblCellMar>
     </w:tblPr>
     <w:tblStylePr w:type="firstRow">
-      <w:rPr>
-        <w:b/>
-        <w:color w:val="FFFFFF"/>
-      </w:rPr>
       <w:tcPr>
-        <w:shd w:color="auto" w:fill="1F3B63" w:val="clear"/>
-        <w:vAlign w:val="center"/>
-      </w:tcPr>
-    </w:tblStylePr>
-    <w:tblStylePr w:type="band1Horz">
-      <w:tcPr>
-        <w:shd w:color="auto" w:fill="EEF2F7" w:val="clear"/>
+        <w:tcBorders>
+          <w:bottom w:val="single"/>
+        </w:tcBorders>
+        <w:vAlign w:val="bottom"/>
       </w:tcPr>
     </w:tblStylePr>
   </w:style>
@@ -1708,8 +1798,8 @@
     <w:name w:val="KeywordTok"/>
     <w:basedOn w:val="VerbatimChar"/>
     <w:rPr>
+      <w:b/>
       <w:color w:val="007020"/>
-      <w:b/>
     </w:rPr>
   </w:style>
   <w:style w:type="character" w:customStyle="1" w:styleId="DataTypeTok">
@@ -1786,42 +1876,42 @@
     <w:name w:val="ImportTok"/>
     <w:basedOn w:val="VerbatimChar"/>
     <w:rPr>
+      <w:b/>
       <w:color w:val="008000"/>
-      <w:b/>
     </w:rPr>
   </w:style>
   <w:style w:type="character" w:customStyle="1" w:styleId="CommentTok">
     <w:name w:val="CommentTok"/>
     <w:basedOn w:val="VerbatimChar"/>
     <w:rPr>
+      <w:i/>
       <w:color w:val="60a0b0"/>
-      <w:i/>
     </w:rPr>
   </w:style>
   <w:style w:type="character" w:customStyle="1" w:styleId="DocumentationTok">
     <w:name w:val="DocumentationTok"/>
     <w:basedOn w:val="VerbatimChar"/>
     <w:rPr>
+      <w:i/>
       <w:color w:val="ba2121"/>
-      <w:i/>
     </w:rPr>
   </w:style>
   <w:style w:type="character" w:customStyle="1" w:styleId="AnnotationTok">
     <w:name w:val="AnnotationTok"/>
     <w:basedOn w:val="VerbatimChar"/>
     <w:rPr>
-      <w:color w:val="60a0b0"/>
       <w:b/>
       <w:i/>
+      <w:color w:val="60a0b0"/>
     </w:rPr>
   </w:style>
   <w:style w:type="character" w:customStyle="1" w:styleId="CommentVarTok">
     <w:name w:val="CommentVarTok"/>
     <w:basedOn w:val="VerbatimChar"/>
     <w:rPr>
-      <w:color w:val="60a0b0"/>
       <w:b/>
       <w:i/>
+      <w:color w:val="60a0b0"/>
     </w:rPr>
   </w:style>
   <w:style w:type="character" w:customStyle="1" w:styleId="OtherTok">
@@ -1849,8 +1939,8 @@
     <w:name w:val="ControlFlowTok"/>
     <w:basedOn w:val="VerbatimChar"/>
     <w:rPr>
+      <w:b/>
       <w:color w:val="007020"/>
-      <w:b/>
     </w:rPr>
   </w:style>
   <w:style w:type="character" w:customStyle="1" w:styleId="OperatorTok">
@@ -1895,34 +1985,34 @@
     <w:name w:val="InformationTok"/>
     <w:basedOn w:val="VerbatimChar"/>
     <w:rPr>
-      <w:color w:val="60a0b0"/>
       <w:b/>
       <w:i/>
+      <w:color w:val="60a0b0"/>
     </w:rPr>
   </w:style>
   <w:style w:type="character" w:customStyle="1" w:styleId="WarningTok">
     <w:name w:val="WarningTok"/>
     <w:basedOn w:val="VerbatimChar"/>
     <w:rPr>
-      <w:color w:val="60a0b0"/>
       <w:b/>
       <w:i/>
+      <w:color w:val="60a0b0"/>
     </w:rPr>
   </w:style>
   <w:style w:type="character" w:customStyle="1" w:styleId="AlertTok">
     <w:name w:val="AlertTok"/>
     <w:basedOn w:val="VerbatimChar"/>
     <w:rPr>
+      <w:b/>
       <w:color w:val="ff0000"/>
-      <w:b/>
     </w:rPr>
   </w:style>
   <w:style w:type="character" w:customStyle="1" w:styleId="ErrorTok">
     <w:name w:val="ErrorTok"/>
     <w:basedOn w:val="VerbatimChar"/>
     <w:rPr>
+      <w:b/>
       <w:color w:val="ff0000"/>
-      <w:b/>
     </w:rPr>
   </w:style>
   <w:style w:type="character" w:customStyle="1" w:styleId="NormalTok">
@@ -1944,44 +2034,44 @@
         <a:sysClr val="window" lastClr="FFFFFF"/>
       </a:lt1>
       <a:dk2>
-        <a:srgbClr val="1F497D"/>
+        <a:srgbClr val="0E2841"/>
       </a:dk2>
       <a:lt2>
-        <a:srgbClr val="EEECE1"/>
+        <a:srgbClr val="E8E8E8"/>
       </a:lt2>
       <a:accent1>
-        <a:srgbClr val="1F3B63"/>
+        <a:srgbClr val="156082"/>
       </a:accent1>
       <a:accent2>
-        <a:srgbClr val="C0504D"/>
+        <a:srgbClr val="E97132"/>
       </a:accent2>
       <a:accent3>
-        <a:srgbClr val="9BBB59"/>
+        <a:srgbClr val="196B24"/>
       </a:accent3>
       <a:accent4>
-        <a:srgbClr val="8064A2"/>
+        <a:srgbClr val="0F9ED5"/>
       </a:accent4>
       <a:accent5>
-        <a:srgbClr val="4BACC6"/>
+        <a:srgbClr val="A02B93"/>
       </a:accent5>
       <a:accent6>
-        <a:srgbClr val="F79646"/>
+        <a:srgbClr val="4EA72E"/>
       </a:accent6>
       <a:hlink>
-        <a:srgbClr val="0000FF"/>
+        <a:srgbClr val="467886"/>
       </a:hlink>
       <a:folHlink>
-        <a:srgbClr val="800080"/>
+        <a:srgbClr val="96607D"/>
       </a:folHlink>
     </a:clrScheme>
     <a:fontScheme name="Office">
       <a:majorFont>
-        <a:latin typeface="Calibri"/>
+        <a:latin typeface="Aptos Display" panose="02110004020202020204"/>
         <a:ea typeface=""/>
         <a:cs typeface=""/>
-        <a:font script="Jpan" typeface="ＭＳ ゴシック"/>
+        <a:font script="Jpan" typeface="游ゴシック Light"/>
         <a:font script="Hang" typeface="맑은 고딕"/>
-        <a:font script="Hans" typeface="宋体"/>
+        <a:font script="Hans" typeface="等线 Light"/>
         <a:font script="Hant" typeface="新細明體"/>
         <a:font script="Arab" typeface="Times New Roman"/>
         <a:font script="Hebr" typeface="Times New Roman"/>
@@ -2008,14 +2098,32 @@
         <a:font script="Mong" typeface="Mongolian Baiti"/>
         <a:font script="Viet" typeface="Times New Roman"/>
         <a:font script="Uigh" typeface="Microsoft Uighur"/>
+        <a:font script="Geor" typeface="Sylfaen"/>
+        <a:font script="Armn" typeface="Arial"/>
+        <a:font script="Bugi" typeface="Leelawadee UI"/>
+        <a:font script="Bopo" typeface="Microsoft JhengHei"/>
+        <a:font script="Java" typeface="Javanese Text"/>
+        <a:font script="Lisu" typeface="Segoe UI"/>
+        <a:font script="Mymr" typeface="Myanmar Text"/>
+        <a:font script="Nkoo" typeface="Ebrima"/>
+        <a:font script="Olck" typeface="Nirmala UI"/>
+        <a:font script="Osma" typeface="Ebrima"/>
+        <a:font script="Phag" typeface="Phagspa"/>
+        <a:font script="Syrn" typeface="Estrangelo Edessa"/>
+        <a:font script="Syrj" typeface="Estrangelo Edessa"/>
+        <a:font script="Syre" typeface="Estrangelo Edessa"/>
+        <a:font script="Sora" typeface="Nirmala UI"/>
+        <a:font script="Tale" typeface="Microsoft Tai Le"/>
+        <a:font script="Talu" typeface="Microsoft New Tai Lue"/>
+        <a:font script="Tfng" typeface="Ebrima"/>
       </a:majorFont>
       <a:minorFont>
-        <a:latin typeface="Cambria"/>
+        <a:latin typeface="Aptos" panose="02110004020202020204"/>
         <a:ea typeface=""/>
         <a:cs typeface=""/>
-        <a:font script="Jpan" typeface="ＭＳ 明朝"/>
+        <a:font script="Jpan" typeface="游明朝"/>
         <a:font script="Hang" typeface="맑은 고딕"/>
-        <a:font script="Hans" typeface="宋体"/>
+        <a:font script="Hans" typeface="等线"/>
         <a:font script="Hant" typeface="新細明體"/>
         <a:font script="Arab" typeface="Arial"/>
         <a:font script="Hebr" typeface="Arial"/>
@@ -2042,6 +2150,24 @@
         <a:font script="Mong" typeface="Mongolian Baiti"/>
         <a:font script="Viet" typeface="Arial"/>
         <a:font script="Uigh" typeface="Microsoft Uighur"/>
+        <a:font script="Geor" typeface="Sylfaen"/>
+        <a:font script="Armn" typeface="Arial"/>
+        <a:font script="Bugi" typeface="Leelawadee UI"/>
+        <a:font script="Bopo" typeface="Microsoft JhengHei"/>
+        <a:font script="Java" typeface="Javanese Text"/>
+        <a:font script="Lisu" typeface="Segoe UI"/>
+        <a:font script="Mymr" typeface="Myanmar Text"/>
+        <a:font script="Nkoo" typeface="Ebrima"/>
+        <a:font script="Olck" typeface="Nirmala UI"/>
+        <a:font script="Osma" typeface="Ebrima"/>
+        <a:font script="Phag" typeface="Phagspa"/>
+        <a:font script="Syrn" typeface="Estrangelo Edessa"/>
+        <a:font script="Syrj" typeface="Estrangelo Edessa"/>
+        <a:font script="Syre" typeface="Estrangelo Edessa"/>
+        <a:font script="Sora" typeface="Nirmala UI"/>
+        <a:font script="Tale" typeface="Microsoft Tai Le"/>
+        <a:font script="Talu" typeface="Microsoft New Tai Lue"/>
+        <a:font script="Tfng" typeface="Ebrima"/>
       </a:minorFont>
     </a:fontScheme>
     <a:fmtScheme name="Office">
@@ -2053,200 +2179,141 @@
           <a:gsLst>
             <a:gs pos="0">
               <a:schemeClr val="phClr">
-                <a:tint val="50000"/>
-                <a:satMod val="300000"/>
+                <a:lumMod val="110000"/>
+                <a:satMod val="105000"/>
+                <a:tint val="67000"/>
               </a:schemeClr>
             </a:gs>
-            <a:gs pos="35000">
+            <a:gs pos="50000">
               <a:schemeClr val="phClr">
-                <a:tint val="37000"/>
-                <a:satMod val="300000"/>
+                <a:lumMod val="105000"/>
+                <a:satMod val="103000"/>
+                <a:tint val="73000"/>
               </a:schemeClr>
             </a:gs>
             <a:gs pos="100000">
               <a:schemeClr val="phClr">
-                <a:tint val="15000"/>
-                <a:satMod val="350000"/>
+                <a:lumMod val="105000"/>
+                <a:satMod val="109000"/>
+                <a:tint val="81000"/>
               </a:schemeClr>
             </a:gs>
           </a:gsLst>
-          <a:lin ang="16200000" scaled="1"/>
+          <a:lin ang="5400000" scaled="0"/>
         </a:gradFill>
         <a:gradFill rotWithShape="1">
           <a:gsLst>
             <a:gs pos="0">
               <a:schemeClr val="phClr">
-                <a:tint val="100000"/>
+                <a:satMod val="103000"/>
+                <a:lumMod val="102000"/>
+                <a:tint val="94000"/>
+              </a:schemeClr>
+            </a:gs>
+            <a:gs pos="50000">
+              <a:schemeClr val="phClr">
+                <a:satMod val="110000"/>
+                <a:lumMod val="100000"/>
                 <a:shade val="100000"/>
-                <a:satMod val="130000"/>
               </a:schemeClr>
             </a:gs>
             <a:gs pos="100000">
               <a:schemeClr val="phClr">
-                <a:tint val="50000"/>
-                <a:shade val="100000"/>
-                <a:satMod val="350000"/>
+                <a:lumMod val="99000"/>
+                <a:satMod val="120000"/>
+                <a:shade val="78000"/>
               </a:schemeClr>
             </a:gs>
           </a:gsLst>
-          <a:lin ang="16200000" scaled="0"/>
+          <a:lin ang="5400000" scaled="0"/>
         </a:gradFill>
       </a:fillStyleLst>
       <a:lnStyleLst>
-        <a:ln w="9525" cap="flat" cmpd="sng" algn="ctr">
-          <a:solidFill>
-            <a:schemeClr val="phClr">
-              <a:shade val="95000"/>
-              <a:satMod val="105000"/>
-            </a:schemeClr>
-          </a:solidFill>
-          <a:prstDash val="solid"/>
-        </a:ln>
-        <a:ln w="25400" cap="flat" cmpd="sng" algn="ctr">
+        <a:ln w="6350" cap="flat" cmpd="sng" algn="ctr">
           <a:solidFill>
             <a:schemeClr val="phClr"/>
           </a:solidFill>
           <a:prstDash val="solid"/>
+          <a:miter lim="800000"/>
         </a:ln>
-        <a:ln w="38100" cap="flat" cmpd="sng" algn="ctr">
+        <a:ln w="12700" cap="flat" cmpd="sng" algn="ctr">
           <a:solidFill>
             <a:schemeClr val="phClr"/>
           </a:solidFill>
           <a:prstDash val="solid"/>
+          <a:miter lim="800000"/>
+        </a:ln>
+        <a:ln w="19050" cap="flat" cmpd="sng" algn="ctr">
+          <a:solidFill>
+            <a:schemeClr val="phClr"/>
+          </a:solidFill>
+          <a:prstDash val="solid"/>
+          <a:miter lim="800000"/>
         </a:ln>
       </a:lnStyleLst>
       <a:effectStyleLst>
         <a:effectStyle>
+          <a:effectLst/>
+        </a:effectStyle>
+        <a:effectStyle>
+          <a:effectLst/>
+        </a:effectStyle>
+        <a:effectStyle>
           <a:effectLst>
-            <a:outerShdw blurRad="40000" dist="20000" dir="5400000" rotWithShape="0">
+            <a:outerShdw blurRad="57150" dist="19050" dir="5400000" algn="ctr" rotWithShape="0">
               <a:srgbClr val="000000">
-                <a:alpha val="38000"/>
+                <a:alpha val="63000"/>
               </a:srgbClr>
             </a:outerShdw>
           </a:effectLst>
-        </a:effectStyle>
-        <a:effectStyle>
-          <a:effectLst>
-            <a:outerShdw blurRad="40000" dist="23000" dir="5400000" rotWithShape="0">
-              <a:srgbClr val="000000">
-                <a:alpha val="35000"/>
-              </a:srgbClr>
-            </a:outerShdw>
-          </a:effectLst>
-        </a:effectStyle>
-        <a:effectStyle>
-          <a:effectLst>
-            <a:outerShdw blurRad="40000" dist="23000" dir="5400000" rotWithShape="0">
-              <a:srgbClr val="000000">
-                <a:alpha val="35000"/>
-              </a:srgbClr>
-            </a:outerShdw>
-          </a:effectLst>
-          <a:scene3d>
-            <a:camera prst="orthographicFront">
-              <a:rot lat="0" lon="0" rev="0"/>
-            </a:camera>
-            <a:lightRig rig="threePt" dir="t">
-              <a:rot lat="0" lon="0" rev="1200000"/>
-            </a:lightRig>
-          </a:scene3d>
-          <a:sp3d>
-            <a:bevelT w="63500" h="25400"/>
-          </a:sp3d>
         </a:effectStyle>
       </a:effectStyleLst>
       <a:bgFillStyleLst>
         <a:solidFill>
           <a:schemeClr val="phClr"/>
         </a:solidFill>
+        <a:solidFill>
+          <a:schemeClr val="phClr">
+            <a:tint val="95000"/>
+            <a:satMod val="170000"/>
+          </a:schemeClr>
+        </a:solidFill>
         <a:gradFill rotWithShape="1">
           <a:gsLst>
             <a:gs pos="0">
               <a:schemeClr val="phClr">
-                <a:tint val="40000"/>
-                <a:satMod val="350000"/>
+                <a:tint val="93000"/>
+                <a:satMod val="150000"/>
+                <a:shade val="98000"/>
+                <a:lumMod val="102000"/>
               </a:schemeClr>
             </a:gs>
-            <a:gs pos="40000">
+            <a:gs pos="50000">
               <a:schemeClr val="phClr">
-                <a:tint val="45000"/>
-                <a:shade val="99000"/>
-                <a:satMod val="350000"/>
+                <a:tint val="98000"/>
+                <a:satMod val="130000"/>
+                <a:shade val="90000"/>
+                <a:lumMod val="103000"/>
               </a:schemeClr>
             </a:gs>
             <a:gs pos="100000">
               <a:schemeClr val="phClr">
-                <a:shade val="20000"/>
-                <a:satMod val="255000"/>
+                <a:shade val="63000"/>
+                <a:satMod val="120000"/>
               </a:schemeClr>
             </a:gs>
           </a:gsLst>
-          <a:path path="circle">
-            <a:fillToRect l="50000" t="-80000" r="50000" b="180000"/>
-          </a:path>
-        </a:gradFill>
-        <a:gradFill rotWithShape="1">
-          <a:gsLst>
-            <a:gs pos="0">
-              <a:schemeClr val="phClr">
-                <a:tint val="80000"/>
-                <a:satMod val="300000"/>
-              </a:schemeClr>
-            </a:gs>
-            <a:gs pos="100000">
-              <a:schemeClr val="phClr">
-                <a:shade val="30000"/>
-                <a:satMod val="200000"/>
-              </a:schemeClr>
-            </a:gs>
-          </a:gsLst>
-          <a:path path="circle">
-            <a:fillToRect l="50000" t="50000" r="50000" b="50000"/>
-          </a:path>
+          <a:lin ang="5400000" scaled="0"/>
         </a:gradFill>
       </a:bgFillStyleLst>
     </a:fmtScheme>
   </a:themeElements>
-  <a:objectDefaults>
-    <a:spDef>
-      <a:spPr/>
-      <a:bodyPr/>
-      <a:lstStyle/>
-      <a:style>
-        <a:lnRef idx="1">
-          <a:schemeClr val="accent1"/>
-        </a:lnRef>
-        <a:fillRef idx="3">
-          <a:schemeClr val="accent1"/>
-        </a:fillRef>
-        <a:effectRef idx="2">
-          <a:schemeClr val="accent1"/>
-        </a:effectRef>
-        <a:fontRef idx="minor">
-          <a:schemeClr val="lt1"/>
-        </a:fontRef>
-      </a:style>
-    </a:spDef>
-    <a:lnDef>
-      <a:spPr/>
-      <a:bodyPr/>
-      <a:lstStyle/>
-      <a:style>
-        <a:lnRef idx="2">
-          <a:schemeClr val="accent1"/>
-        </a:lnRef>
-        <a:fillRef idx="0">
-          <a:schemeClr val="accent1"/>
-        </a:fillRef>
-        <a:effectRef idx="1">
-          <a:schemeClr val="accent1"/>
-        </a:effectRef>
-        <a:fontRef idx="minor">
-          <a:schemeClr val="tx1"/>
-        </a:fontRef>
-      </a:style>
-    </a:lnDef>
-  </a:objectDefaults>
+  <a:objectDefaults/>
   <a:extraClrSchemeLst/>
+  <a:extLst>
+    <a:ext uri="{05A4C25C-085E-4340-85A3-A5531E510DB2}">
+      <thm15:themeFamily xmlns:thm15="http://schemas.microsoft.com/office/thememl/2012/main" name="Office Theme" id="{2E142A2C-CD16-42D6-873A-C26D2A0506FA}" vid="{1BDDFF52-6CD6-40A5-AB3C-68EB2F1E4D0A}"/>
+    </a:ext>
+  </a:extLst>
 </a:theme>
 </file>
--- a/lens_program/4_LENS_LECF_Crosswalk.docx
+++ b/lens_program/4_LENS_LECF_Crosswalk.docx
@@ -26,7 +26,7 @@
         <w:t xml:space="preserve">Working document for the ICICLE Competencies SIG conversation. Internal draft; Chatham House attribution conventions apply.</w:t>
       </w:r>
     </w:p>
-    <w:bookmarkStart w:id="9" w:name="purpose"/>
+    <w:bookmarkStart w:id="20" w:name="purpose"/>
     <w:p>
       <w:pPr>
         <w:pStyle w:val="Heading1"/>
@@ -43,8 +43,8 @@
         <w:t xml:space="preserve">This document maps the five LENS competency domains against the proposed Learning Engineering Competency Framework (LECF), the nine-domain synthesis prepared for the IEEE standards pathway. It does three things: states the structural relationship between the two frameworks; provides a domain-level crosswalk with evidence status; and recommends specific revisions to LENS objectives. LENS objectives are revisable. The LECF targets field consensus and moves on a slower, evidence-gated track. Where the two pull against each other, LENS should adjust.</w:t>
       </w:r>
     </w:p>
-    <w:bookmarkEnd w:id="9"/>
-    <w:bookmarkStart w:id="10" w:name="the-structural-claim"/>
+    <w:bookmarkEnd w:id="20"/>
+    <w:bookmarkStart w:id="21" w:name="the-structural-claim"/>
     <w:p>
       <w:pPr>
         <w:pStyle w:val="Heading1"/>
@@ -58,11 +58,11 @@
         <w:pStyle w:val="FirstParagraph"/>
       </w:pPr>
       <w:r>
-        <w:t xml:space="preserve">LENS is a domain specialization and proficiency claim within the LECF, not a competing framework. Using the INCOSE analogy: the LECF defines what the field’s competencies are; LENS trains practitioners to practitioner or lead-practitioner level in a subset of them, within high-consequence operational contexts, and adds domain-specific competencies the way INCOSE accommodates domain extensions. This single sentence carries both audiences. ICICLE sees LENS as an implementation site for a shared framework; SOE sees a program grounded in an emerging IEEE standard.</w:t>
-      </w:r>
-    </w:p>
-    <w:bookmarkEnd w:id="10"/>
-    <w:bookmarkStart w:id="11" w:name="crosswalk"/>
+        <w:t xml:space="preserve">LENS is a domain concentration and proficiency claim within the LECF, not a competing framework. Using the INCOSE analogy: the LECF defines what the field’s competencies are; LENS trains practitioners to practitioner or lead-practitioner level in a subset of them, within high-consequence operational contexts, and adds domain-specific competencies the way INCOSE accommodates domain extensions. This single sentence carries both audiences. ICICLE sees LENS as an implementation site for a shared framework; SOE sees a program grounded in an emerging IEEE standard.</w:t>
+      </w:r>
+    </w:p>
+    <w:bookmarkEnd w:id="21"/>
+    <w:bookmarkStart w:id="22" w:name="crosswalk"/>
     <w:p>
       <w:pPr>
         <w:pStyle w:val="Heading1"/>
@@ -83,8 +83,9 @@
       <w:tblPr>
         <w:tblStyle w:val="Table"/>
         <w:tblW w:type="pct" w:w="5000"/>
+        <w:tblLook w:firstRow="1" w:lastRow="0" w:firstColumn="0" w:lastColumn="0" w:noHBand="0" w:noVBand="0" w:val="0020"/>
+        <w:jc w:val="start"/>
         <w:tblLayout w:type="fixed"/>
-        <w:tblLook w:firstRow="1" w:lastRow="0" w:firstColumn="0" w:lastColumn="0" w:noHBand="0" w:noVBand="0" w:val="0020"/>
       </w:tblPr>
       <w:tblGrid>
         <w:gridCol w:w="1584"/>
@@ -95,13 +96,14 @@
       </w:tblGrid>
       <w:tr>
         <w:trPr>
-          <w:tblHeader w:val="on"/>
+          <w:tblHeader w:val="true"/>
         </w:trPr>
         <w:tc>
           <w:tcPr/>
           <w:p>
             <w:pPr>
               <w:pStyle w:val="Compact"/>
+              <w:jc w:val="left"/>
             </w:pPr>
             <w:r>
               <w:t xml:space="preserve">LENS Domain</w:t>
@@ -113,6 +115,7 @@
           <w:p>
             <w:pPr>
               <w:pStyle w:val="Compact"/>
+              <w:jc w:val="left"/>
             </w:pPr>
             <w:r>
               <w:t xml:space="preserve">LECF Mapping</w:t>
@@ -124,6 +127,7 @@
           <w:p>
             <w:pPr>
               <w:pStyle w:val="Compact"/>
+              <w:jc w:val="left"/>
             </w:pPr>
             <w:r>
               <w:t xml:space="preserve">Relationship</w:t>
@@ -135,6 +139,7 @@
           <w:p>
             <w:pPr>
               <w:pStyle w:val="Compact"/>
+              <w:jc w:val="left"/>
             </w:pPr>
             <w:r>
               <w:t xml:space="preserve">Evidence</w:t>
@@ -146,6 +151,7 @@
           <w:p>
             <w:pPr>
               <w:pStyle w:val="Compact"/>
+              <w:jc w:val="left"/>
             </w:pPr>
             <w:r>
               <w:t xml:space="preserve">Notes</w:t>
@@ -159,6 +165,7 @@
           <w:p>
             <w:pPr>
               <w:pStyle w:val="Compact"/>
+              <w:jc w:val="left"/>
             </w:pPr>
             <w:r>
               <w:t xml:space="preserve">LENS 1: Systems Thinking &amp; Analysis</w:t>
@@ -170,6 +177,7 @@
           <w:p>
             <w:pPr>
               <w:pStyle w:val="Compact"/>
+              <w:jc w:val="left"/>
             </w:pPr>
             <w:r>
               <w:t xml:space="preserve">LECF 3 (Engineering &amp; Systems Thinking), esp. 3.4 requirements &amp; V&amp;V</w:t>
@@ -181,6 +189,7 @@
           <w:p>
             <w:pPr>
               <w:pStyle w:val="Compact"/>
+              <w:jc w:val="left"/>
             </w:pPr>
             <w:r>
               <w:t xml:space="preserve">Extends</w:t>
@@ -192,6 +201,7 @@
           <w:p>
             <w:pPr>
               <w:pStyle w:val="Compact"/>
+              <w:jc w:val="left"/>
             </w:pPr>
             <w:r>
               <w:t xml:space="preserve">[P] / [A]</w:t>
@@ -203,6 +213,7 @@
           <w:p>
             <w:pPr>
               <w:pStyle w:val="Compact"/>
+              <w:jc w:val="left"/>
             </w:pPr>
             <w:r>
               <w:t xml:space="preserve">Adds capability requirements translation across the human-machine interface; no LECF counterpart</w:t>
@@ -216,6 +227,7 @@
           <w:p>
             <w:pPr>
               <w:pStyle w:val="Compact"/>
+              <w:jc w:val="left"/>
             </w:pPr>
             <w:r>
               <w:t xml:space="preserve">LENS 2: Learning Engineering Design</w:t>
@@ -227,6 +239,7 @@
           <w:p>
             <w:pPr>
               <w:pStyle w:val="Compact"/>
+              <w:jc w:val="left"/>
             </w:pPr>
             <w:r>
               <w:t xml:space="preserve">LECF 1 (Learning Sciences), 2 (Human-Centered Design), 6 (Process &amp; Iteration)</w:t>
@@ -238,6 +251,7 @@
           <w:p>
             <w:pPr>
               <w:pStyle w:val="Compact"/>
+              <w:jc w:val="left"/>
             </w:pPr>
             <w:r>
               <w:t xml:space="preserve">Aligns</w:t>
@@ -249,6 +263,7 @@
           <w:p>
             <w:pPr>
               <w:pStyle w:val="Compact"/>
+              <w:jc w:val="left"/>
             </w:pPr>
             <w:r>
               <w:t xml:space="preserve">[P]</w:t>
@@ -260,6 +275,7 @@
           <w:p>
             <w:pPr>
               <w:pStyle w:val="Compact"/>
+              <w:jc w:val="left"/>
             </w:pPr>
             <w:r>
               <w:t xml:space="preserve">Shared field consensus territory; cleanest mapping</w:t>
@@ -273,6 +289,7 @@
           <w:p>
             <w:pPr>
               <w:pStyle w:val="Compact"/>
+              <w:jc w:val="left"/>
             </w:pPr>
             <w:r>
               <w:t xml:space="preserve">LENS 3: Data, Measurement &amp; Evaluation</w:t>
@@ -284,6 +301,7 @@
           <w:p>
             <w:pPr>
               <w:pStyle w:val="Compact"/>
+              <w:jc w:val="left"/>
             </w:pPr>
             <w:r>
               <w:t xml:space="preserve">LECF 4 (Instrumentation), 5 (Analytics), 7 (Performance &amp; Outcome Engineering)</w:t>
@@ -295,6 +313,7 @@
           <w:p>
             <w:pPr>
               <w:pStyle w:val="Compact"/>
+              <w:jc w:val="left"/>
             </w:pPr>
             <w:r>
               <w:t xml:space="preserve">Aligns + carries proposed extension</w:t>
@@ -306,6 +325,7 @@
           <w:p>
             <w:pPr>
               <w:pStyle w:val="Compact"/>
+              <w:jc w:val="left"/>
             </w:pPr>
             <w:r>
               <w:t xml:space="preserve">[V] / [P] / [A]</w:t>
@@ -317,6 +337,7 @@
           <w:p>
             <w:pPr>
               <w:pStyle w:val="Compact"/>
+              <w:jc w:val="left"/>
             </w:pPr>
             <w:r>
               <w:t xml:space="preserve">Strongest validation in both frameworks; gap attribution and outcome coupling are LECF Domain 7, flagged [A]</w:t>
@@ -330,6 +351,7 @@
           <w:p>
             <w:pPr>
               <w:pStyle w:val="Compact"/>
+              <w:jc w:val="left"/>
             </w:pPr>
             <w:r>
               <w:t xml:space="preserve">LENS 4: Context &amp; Domain Fluency</w:t>
@@ -341,6 +363,7 @@
           <w:p>
             <w:pPr>
               <w:pStyle w:val="Compact"/>
+              <w:jc w:val="left"/>
             </w:pPr>
             <w:r>
               <w:t xml:space="preserve">No LECF analog</w:t>
@@ -352,6 +375,7 @@
           <w:p>
             <w:pPr>
               <w:pStyle w:val="Compact"/>
+              <w:jc w:val="left"/>
             </w:pPr>
             <w:r>
               <w:t xml:space="preserve">Diverges (new)</w:t>
@@ -363,6 +387,7 @@
           <w:p>
             <w:pPr>
               <w:pStyle w:val="Compact"/>
+              <w:jc w:val="left"/>
             </w:pPr>
             <w:r>
               <w:t xml:space="preserve">[A]</w:t>
@@ -374,6 +399,7 @@
           <w:p>
             <w:pPr>
               <w:pStyle w:val="Compact"/>
+              <w:jc w:val="left"/>
             </w:pPr>
             <w:r>
               <w:t xml:space="preserve">LECF is deliberately domain-agnostic; LENS makes domain fluency a competency; needs behavioral definition (see R1)</w:t>
@@ -387,6 +413,7 @@
           <w:p>
             <w:pPr>
               <w:pStyle w:val="Compact"/>
+              <w:jc w:val="left"/>
             </w:pPr>
             <w:r>
               <w:t xml:space="preserve">LENS 5: Emerging Systems &amp; Futures</w:t>
@@ -398,6 +425,7 @@
           <w:p>
             <w:pPr>
               <w:pStyle w:val="Compact"/>
+              <w:jc w:val="left"/>
             </w:pPr>
             <w:r>
               <w:t xml:space="preserve">LECF 5.2 (responsible AI/ML), partial</w:t>
@@ -409,6 +437,7 @@
           <w:p>
             <w:pPr>
               <w:pStyle w:val="Compact"/>
+              <w:jc w:val="left"/>
             </w:pPr>
             <w:r>
               <w:t xml:space="preserve">Extends</w:t>
@@ -420,6 +449,7 @@
           <w:p>
             <w:pPr>
               <w:pStyle w:val="Compact"/>
+              <w:jc w:val="left"/>
             </w:pPr>
             <w:r>
               <w:t xml:space="preserve">[A]</w:t>
@@ -431,6 +461,7 @@
           <w:p>
             <w:pPr>
               <w:pStyle w:val="Compact"/>
+              <w:jc w:val="left"/>
             </w:pPr>
             <w:r>
               <w:t xml:space="preserve">Human-AI teaming and not-yet-fielded systems are absent from LECF and ICICLE/LEBOK</w:t>
@@ -444,6 +475,7 @@
           <w:p>
             <w:pPr>
               <w:pStyle w:val="Compact"/>
+              <w:jc w:val="left"/>
             </w:pPr>
             <w:r>
               <w:t xml:space="preserve">LENS ethics thread (distributed)</w:t>
@@ -455,6 +487,7 @@
           <w:p>
             <w:pPr>
               <w:pStyle w:val="Compact"/>
+              <w:jc w:val="left"/>
             </w:pPr>
             <w:r>
               <w:t xml:space="preserve">LECF 8 (Professional, Ethical &amp; Collaboration Practice)</w:t>
@@ -466,6 +499,7 @@
           <w:p>
             <w:pPr>
               <w:pStyle w:val="Compact"/>
+              <w:jc w:val="left"/>
             </w:pPr>
             <w:r>
               <w:t xml:space="preserve">Aligns; different architecture</w:t>
@@ -477,6 +511,7 @@
           <w:p>
             <w:pPr>
               <w:pStyle w:val="Compact"/>
+              <w:jc w:val="left"/>
             </w:pPr>
             <w:r>
               <w:t xml:space="preserve">[P]</w:t>
@@ -488,6 +523,7 @@
           <w:p>
             <w:pPr>
               <w:pStyle w:val="Compact"/>
+              <w:jc w:val="left"/>
             </w:pPr>
             <w:r>
               <w:t xml:space="preserve">LECF houses ethics as a domain; LENS distributes it as a design constraint across all courses</w:t>
@@ -496,8 +532,8 @@
         </w:tc>
       </w:tr>
     </w:tbl>
-    <w:bookmarkEnd w:id="11"/>
-    <w:bookmarkStart w:id="12" w:name="what-the-crosswalk-shows"/>
+    <w:bookmarkEnd w:id="22"/>
+    <w:bookmarkStart w:id="23" w:name="what-the-crosswalk-shows"/>
     <w:p>
       <w:pPr>
         <w:pStyle w:val="Heading1"/>
@@ -514,8 +550,8 @@
         <w:t xml:space="preserve">LENS takes the LECF’s least-validated territory and makes it the center of gravity. Domains 2 and 3 sit on consensus ground with the field’s strongest evidence. Domains 1, 4, and 5, plus the gap-attribution and outcome-coupling material in Domain 3, are extensions: intellectually defensible, grounded in HSI and human performance technology, and unvalidated in learning engineering specifically. This is not a weakness to hide; it is the program’s argument. But it sets two obligations. First, external documents must label extensions as proposed, never as field consensus. Second, LENS itself must generate the validation evidence, which is the subject of R3 below.</w:t>
       </w:r>
     </w:p>
-    <w:bookmarkEnd w:id="12"/>
-    <w:bookmarkStart w:id="18" w:name="recommended-revisions-to-lens-objectives"/>
+    <w:bookmarkEnd w:id="23"/>
+    <w:bookmarkStart w:id="29" w:name="recommended-revisions-to-lens-objectives"/>
     <w:p>
       <w:pPr>
         <w:pStyle w:val="Heading1"/>
@@ -532,7 +568,7 @@
         <w:t xml:space="preserve">These take advantage of the stated flexibility in LENS objectives. Each is concrete enough to act on before the SIG conversation.</w:t>
       </w:r>
     </w:p>
-    <w:bookmarkStart w:id="13" w:name="X6f5c4bbcf31997946a0b495270f42d08e321c74"/>
+    <w:bookmarkStart w:id="24" w:name="X6f5c4bbcf31997946a0b495270f42d08e321c74"/>
     <w:p>
       <w:pPr>
         <w:pStyle w:val="Heading2"/>
@@ -546,7 +582,19 @@
         <w:pStyle w:val="FirstParagraph"/>
       </w:pPr>
       <w:r>
-        <w:t xml:space="preserve">Current Domain 4 language (“high-consequence operational contexts, HSI frameworks, interdisciplinary team engagement”) names content, not competence. It is the only LENS domain that cannot survive the question: what does a person observably do that demonstrates this? Proposed replacement subcompetencies:</w:t>
+        <w:t xml:space="preserve">Current Domain 4 language (</w:t>
+      </w:r>
+      <w:r>
+        <w:t xml:space="preserve">“</w:t>
+      </w:r>
+      <w:r>
+        <w:t xml:space="preserve">high-consequence operational contexts, HSI frameworks, interdisciplinary team engagement</w:t>
+      </w:r>
+      <w:r>
+        <w:t xml:space="preserve">”</w:t>
+      </w:r>
+      <w:r>
+        <w:t xml:space="preserve">) names content, not competence. It is the only LENS domain that cannot survive the question: what does a person observably do that demonstrates this? Proposed replacement subcompetencies:</w:t>
       </w:r>
     </w:p>
     <w:p>
@@ -581,8 +629,8 @@
         <w:t xml:space="preserve">Each of these is assessable from capstone artifacts. The current language is not.</w:t>
       </w:r>
     </w:p>
-    <w:bookmarkEnd w:id="13"/>
-    <w:bookmarkStart w:id="14" w:name="X03dd46c17bbfae6bbe67475f89190c43126f68a"/>
+    <w:bookmarkEnd w:id="24"/>
+    <w:bookmarkStart w:id="25" w:name="X03dd46c17bbfae6bbe67475f89190c43126f68a"/>
     <w:p>
       <w:pPr>
         <w:pStyle w:val="Heading2"/>
@@ -603,8 +651,8 @@
       </w:r>
       <w:r>
         <w:rPr>
+          <w:bCs/>
           <w:b/>
-          <w:bCs/>
         </w:rPr>
         <w:t xml:space="preserve">Drafted:</w:t>
       </w:r>
@@ -628,8 +676,8 @@
       </w:r>
       <w:r>
         <w:rPr>
+          <w:iCs/>
           <w:i/>
-          <w:iCs/>
         </w:rPr>
         <w:t xml:space="preserve">Essential Competencies</w:t>
       </w:r>
@@ -640,8 +688,8 @@
         <w:t xml:space="preserve">framework (practitioner / awareness / out-of-scope per competency, with the Individual/Team designation as warrant); it can be re-expressed against the nine LECF domains for the standards-pathway audience.</w:t>
       </w:r>
     </w:p>
-    <w:bookmarkEnd w:id="14"/>
-    <w:bookmarkStart w:id="15" w:name="Xa9c2b66e8f115b5cb131c56137dbf13cc1e0a0f"/>
+    <w:bookmarkEnd w:id="25"/>
+    <w:bookmarkStart w:id="26" w:name="Xa9c2b66e8f115b5cb131c56137dbf13cc1e0a0f"/>
     <w:p>
       <w:pPr>
         <w:pStyle w:val="Heading2"/>
@@ -658,8 +706,8 @@
         <w:t xml:space="preserve">LECF Domain 7 (gap attribution, learning-to-operational-outcome coupling, transfer specification) is tagged [A] throughout and is the material most identified with this effort. LENS capstones are the natural evidence engine: rubrics scoring gap-attribution quality, documented coupling analyses, transfer measurement plans. One constraint is non-negotiable: if the only evidence for Domain 7 comes from LENS, it is self-validation. Recruit at least one or two external pilot sites through the SIG and the broader ICICLE community to generate independent practice evidence. This is also the strongest collaborative offer available for the SIG conversation: LENS contributes its evidence and invites the community to contribute theirs.</w:t>
       </w:r>
     </w:p>
-    <w:bookmarkEnd w:id="15"/>
-    <w:bookmarkStart w:id="16" w:name="Xa9e349b4cf3f01e437fbf957c300bd2f740740f"/>
+    <w:bookmarkEnd w:id="26"/>
+    <w:bookmarkStart w:id="27" w:name="Xa9e349b4cf3f01e437fbf957c300bd2f740740f"/>
     <w:p>
       <w:pPr>
         <w:pStyle w:val="Heading2"/>
@@ -700,8 +748,8 @@
         <w:t xml:space="preserve">Framing them as proposals for the field, rather than LENS-only content, converts a divergence into a contribution.</w:t>
       </w:r>
     </w:p>
-    <w:bookmarkEnd w:id="16"/>
-    <w:bookmarkStart w:id="17" w:name="X68fdb7a17b7d7346e94dd022461f34d9bd6e18f"/>
+    <w:bookmarkEnd w:id="27"/>
+    <w:bookmarkStart w:id="28" w:name="X68fdb7a17b7d7346e94dd022461f34d9bd6e18f"/>
     <w:p>
       <w:pPr>
         <w:pStyle w:val="Heading2"/>
@@ -718,9 +766,9 @@
         <w:t xml:space="preserve">The architectural difference (LECF houses ethics as Domain 8; LENS threads it through every course) is a strength, consistent with the principle that deferred commitments do not materialize. The only fix needed is documentation: a short table stating where each LECF 8.x subcompetency is taught and assessed across LEN 1 through the capstone. Without it, reviewers will read the distributed approach as absence.</w:t>
       </w:r>
     </w:p>
-    <w:bookmarkEnd w:id="17"/>
-    <w:bookmarkEnd w:id="18"/>
-    <w:bookmarkStart w:id="19" w:name="domain-language-current-vs.-recommended"/>
+    <w:bookmarkEnd w:id="28"/>
+    <w:bookmarkEnd w:id="29"/>
+    <w:bookmarkStart w:id="30" w:name="domain-language-current-vs.-recommended"/>
     <w:p>
       <w:pPr>
         <w:pStyle w:val="Heading1"/>
@@ -733,8 +781,9 @@
       <w:tblPr>
         <w:tblStyle w:val="Table"/>
         <w:tblW w:type="pct" w:w="5000"/>
+        <w:tblLook w:firstRow="1" w:lastRow="0" w:firstColumn="0" w:lastColumn="0" w:noHBand="0" w:noVBand="0" w:val="0020"/>
+        <w:jc w:val="start"/>
         <w:tblLayout w:type="fixed"/>
-        <w:tblLook w:firstRow="1" w:lastRow="0" w:firstColumn="0" w:lastColumn="0" w:noHBand="0" w:noVBand="0" w:val="0020"/>
       </w:tblPr>
       <w:tblGrid>
         <w:gridCol w:w="2640"/>
@@ -743,13 +792,14 @@
       </w:tblGrid>
       <w:tr>
         <w:trPr>
-          <w:tblHeader w:val="on"/>
+          <w:tblHeader w:val="true"/>
         </w:trPr>
         <w:tc>
           <w:tcPr/>
           <w:p>
             <w:pPr>
               <w:pStyle w:val="Compact"/>
+              <w:jc w:val="left"/>
             </w:pPr>
             <w:r>
               <w:t xml:space="preserve">Domain</w:t>
@@ -761,6 +811,7 @@
           <w:p>
             <w:pPr>
               <w:pStyle w:val="Compact"/>
+              <w:jc w:val="left"/>
             </w:pPr>
             <w:r>
               <w:t xml:space="preserve">Current language</w:t>
@@ -772,6 +823,7 @@
           <w:p>
             <w:pPr>
               <w:pStyle w:val="Compact"/>
+              <w:jc w:val="left"/>
             </w:pPr>
             <w:r>
               <w:t xml:space="preserve">Recommended revision</w:t>
@@ -785,6 +837,7 @@
           <w:p>
             <w:pPr>
               <w:pStyle w:val="Compact"/>
+              <w:jc w:val="left"/>
             </w:pPr>
             <w:r>
               <w:t xml:space="preserve">LENS 1</w:t>
@@ -796,6 +849,7 @@
           <w:p>
             <w:pPr>
               <w:pStyle w:val="Compact"/>
+              <w:jc w:val="left"/>
             </w:pPr>
             <w:r>
               <w:t xml:space="preserve">SE principles, human-system task analysis, capability requirements translation</w:t>
@@ -807,9 +861,28 @@
           <w:p>
             <w:pPr>
               <w:pStyle w:val="Compact"/>
-            </w:pPr>
-            <w:r>
-              <w:t xml:space="preserve">Keep. Add explicit mapping language: “extends LECF Domain 3 with requirements translation across the human-machine interface.” Propose 3.5 as a candidate LECF subcompetency.</w:t>
+              <w:jc w:val="left"/>
+            </w:pPr>
+            <w:r>
+              <w:t xml:space="preserve">Keep. Add explicit mapping language:</w:t>
+            </w:r>
+            <w:r>
+              <w:t xml:space="preserve"> </w:t>
+            </w:r>
+            <w:r>
+              <w:t xml:space="preserve">“</w:t>
+            </w:r>
+            <w:r>
+              <w:t xml:space="preserve">extends LECF Domain 3 with requirements translation across the human-machine interface.</w:t>
+            </w:r>
+            <w:r>
+              <w:t xml:space="preserve">”</w:t>
+            </w:r>
+            <w:r>
+              <w:t xml:space="preserve"> </w:t>
+            </w:r>
+            <w:r>
+              <w:t xml:space="preserve">Propose 3.5 as a candidate LECF subcompetency.</w:t>
             </w:r>
           </w:p>
         </w:tc>
@@ -820,6 +893,7 @@
           <w:p>
             <w:pPr>
               <w:pStyle w:val="Compact"/>
+              <w:jc w:val="left"/>
             </w:pPr>
             <w:r>
               <w:t xml:space="preserve">LENS 2</w:t>
@@ -831,6 +905,7 @@
           <w:p>
             <w:pPr>
               <w:pStyle w:val="Compact"/>
+              <w:jc w:val="left"/>
             </w:pPr>
             <w:r>
               <w:t xml:space="preserve">Learning sciences application, evidence-based design at scale, transfer to high-stakes environments</w:t>
@@ -842,9 +917,28 @@
           <w:p>
             <w:pPr>
               <w:pStyle w:val="Compact"/>
-            </w:pPr>
-            <w:r>
-              <w:t xml:space="preserve">Keep; split the transfer clause. “Transfer to high-stakes environments” belongs with LECF 7.3 (transfer specification), not with design. Moving it consolidates all [A] material in one place.</w:t>
+              <w:jc w:val="left"/>
+            </w:pPr>
+            <w:r>
+              <w:t xml:space="preserve">Keep; split the transfer clause.</w:t>
+            </w:r>
+            <w:r>
+              <w:t xml:space="preserve"> </w:t>
+            </w:r>
+            <w:r>
+              <w:t xml:space="preserve">“</w:t>
+            </w:r>
+            <w:r>
+              <w:t xml:space="preserve">Transfer to high-stakes environments</w:t>
+            </w:r>
+            <w:r>
+              <w:t xml:space="preserve">”</w:t>
+            </w:r>
+            <w:r>
+              <w:t xml:space="preserve"> </w:t>
+            </w:r>
+            <w:r>
+              <w:t xml:space="preserve">belongs with LECF 7.3 (transfer specification), not with design. Moving it consolidates all [A] material in one place.</w:t>
             </w:r>
           </w:p>
         </w:tc>
@@ -855,6 +949,7 @@
           <w:p>
             <w:pPr>
               <w:pStyle w:val="Compact"/>
+              <w:jc w:val="left"/>
             </w:pPr>
             <w:r>
               <w:t xml:space="preserve">LENS 3</w:t>
@@ -866,6 +961,7 @@
           <w:p>
             <w:pPr>
               <w:pStyle w:val="Compact"/>
+              <w:jc w:val="left"/>
             </w:pPr>
             <w:r>
               <w:t xml:space="preserve">Ethical instrumentation, learning analytics, operational performance criteria, gap attribution</w:t>
@@ -877,9 +973,28 @@
           <w:p>
             <w:pPr>
               <w:pStyle w:val="Compact"/>
-            </w:pPr>
-            <w:r>
-              <w:t xml:space="preserve">Keep; label gap attribution and operational performance criteria as “proposed extensions to the field framework (LECF Domain 7)” in any external document.</w:t>
+              <w:jc w:val="left"/>
+            </w:pPr>
+            <w:r>
+              <w:t xml:space="preserve">Keep; label gap attribution and operational performance criteria as</w:t>
+            </w:r>
+            <w:r>
+              <w:t xml:space="preserve"> </w:t>
+            </w:r>
+            <w:r>
+              <w:t xml:space="preserve">“</w:t>
+            </w:r>
+            <w:r>
+              <w:t xml:space="preserve">proposed extensions to the field framework (LECF Domain 7)</w:t>
+            </w:r>
+            <w:r>
+              <w:t xml:space="preserve">”</w:t>
+            </w:r>
+            <w:r>
+              <w:t xml:space="preserve"> </w:t>
+            </w:r>
+            <w:r>
+              <w:t xml:space="preserve">in any external document.</w:t>
             </w:r>
           </w:p>
         </w:tc>
@@ -890,6 +1005,7 @@
           <w:p>
             <w:pPr>
               <w:pStyle w:val="Compact"/>
+              <w:jc w:val="left"/>
             </w:pPr>
             <w:r>
               <w:t xml:space="preserve">LENS 4</w:t>
@@ -901,6 +1017,7 @@
           <w:p>
             <w:pPr>
               <w:pStyle w:val="Compact"/>
+              <w:jc w:val="left"/>
             </w:pPr>
             <w:r>
               <w:t xml:space="preserve">High-consequence operational contexts, HSI frameworks, interdisciplinary team engagement</w:t>
@@ -912,6 +1029,7 @@
           <w:p>
             <w:pPr>
               <w:pStyle w:val="Compact"/>
+              <w:jc w:val="left"/>
             </w:pPr>
             <w:r>
               <w:t xml:space="preserve">Rewrite with behavioral definitions (R1). Current language is a knowledge area dressed as a competency.</w:t>
@@ -925,6 +1043,7 @@
           <w:p>
             <w:pPr>
               <w:pStyle w:val="Compact"/>
+              <w:jc w:val="left"/>
             </w:pPr>
             <w:r>
               <w:t xml:space="preserve">LENS 5</w:t>
@@ -936,6 +1055,7 @@
           <w:p>
             <w:pPr>
               <w:pStyle w:val="Compact"/>
+              <w:jc w:val="left"/>
             </w:pPr>
             <w:r>
               <w:t xml:space="preserve">Human-AI teaming, capability development for not-yet-fielded systems, adaptive learning at scale</w:t>
@@ -947,6 +1067,7 @@
           <w:p>
             <w:pPr>
               <w:pStyle w:val="Compact"/>
+              <w:jc w:val="left"/>
             </w:pPr>
             <w:r>
               <w:t xml:space="preserve">Keep; anchor to LECF 5.2 and propose two named candidate subcompetencies for SIG debate rather than leaving them free-floating (R4).</w:t>
@@ -955,8 +1076,8 @@
         </w:tc>
       </w:tr>
     </w:tbl>
-    <w:bookmarkEnd w:id="19"/>
-    <w:bookmarkStart w:id="20" w:name="framing-for-the-sig-conversation"/>
+    <w:bookmarkEnd w:id="30"/>
+    <w:bookmarkStart w:id="31" w:name="framing-for-the-sig-conversation"/>
     <w:p>
       <w:pPr>
         <w:pStyle w:val="Heading1"/>
@@ -1013,12 +1134,8 @@
         <w:t xml:space="preserve">The field framework says what every learning engineer should be able to do. LENS says: here is a program that builds those abilities to a professional level, in places where mistakes are expensive, and adds a few abilities the field has not yet agreed on. We are honest about which is which, and we are offering our students’ work as part of the evidence the field needs.</w:t>
       </w:r>
     </w:p>
-    <w:bookmarkEnd w:id="20"/>
-    <w:sectPr>
-      <w:footnotePr>
-        <w:numRestart w:val="eachSect"/>
-      </w:footnotePr>
-    </w:sectPr>
+    <w:bookmarkEnd w:id="31"/>
+    <w:sectPr/>
   </w:body>
 </w:document>
 </file>
@@ -1049,14 +1166,14 @@
 <file path=word/numbering.xml><?xml version="1.0" encoding="utf-8"?>
 <w:numbering xmlns:w="http://schemas.openxmlformats.org/wordprocessingml/2006/main">
   <w:abstractNum w:abstractNumId="990">
-    <w:nsid w:val="0000A990"/>
+    <w:nsid w:val="A990"/>
     <w:multiLevelType w:val="multilevel"/>
     <w:lvl w:ilvl="0">
       <w:numFmt w:val="bullet"/>
       <w:lvlText w:val=" "/>
       <w:lvlJc w:val="left"/>
       <w:pPr>
-        <w:ind w:left="720" w:hanging="360"/>
+        <w:ind w:left="720" w:hanging="480"/>
       </w:pPr>
     </w:lvl>
     <w:lvl w:ilvl="1">
@@ -1064,7 +1181,7 @@
       <w:lvlText w:val=" "/>
       <w:lvlJc w:val="left"/>
       <w:pPr>
-        <w:ind w:left="1440" w:hanging="360"/>
+        <w:ind w:left="1440" w:hanging="480"/>
       </w:pPr>
     </w:lvl>
     <w:lvl w:ilvl="2">
@@ -1072,7 +1189,7 @@
       <w:lvlText w:val=" "/>
       <w:lvlJc w:val="left"/>
       <w:pPr>
-        <w:ind w:left="2160" w:hanging="360"/>
+        <w:ind w:left="2160" w:hanging="480"/>
       </w:pPr>
     </w:lvl>
     <w:lvl w:ilvl="3">
@@ -1080,7 +1197,7 @@
       <w:lvlText w:val=" "/>
       <w:lvlJc w:val="left"/>
       <w:pPr>
-        <w:ind w:left="2880" w:hanging="360"/>
+        <w:ind w:left="2880" w:hanging="480"/>
       </w:pPr>
     </w:lvl>
     <w:lvl w:ilvl="4">
@@ -1088,7 +1205,7 @@
       <w:lvlText w:val=" "/>
       <w:lvlJc w:val="left"/>
       <w:pPr>
-        <w:ind w:left="3600" w:hanging="360"/>
+        <w:ind w:left="3600" w:hanging="480"/>
       </w:pPr>
     </w:lvl>
     <w:lvl w:ilvl="5">
@@ -1096,7 +1213,7 @@
       <w:lvlText w:val=" "/>
       <w:lvlJc w:val="left"/>
       <w:pPr>
-        <w:ind w:left="4320" w:hanging="360"/>
+        <w:ind w:left="4320" w:hanging="480"/>
       </w:pPr>
     </w:lvl>
     <w:lvl w:ilvl="6">
@@ -1104,7 +1221,7 @@
       <w:lvlText w:val=" "/>
       <w:lvlJc w:val="left"/>
       <w:pPr>
-        <w:ind w:left="5040" w:hanging="360"/>
+        <w:ind w:left="5040" w:hanging="480"/>
       </w:pPr>
     </w:lvl>
     <w:lvl w:ilvl="7">
@@ -1112,7 +1229,7 @@
       <w:lvlText w:val=" "/>
       <w:lvlJc w:val="left"/>
       <w:pPr>
-        <w:ind w:left="5760" w:hanging="360"/>
+        <w:ind w:left="5760" w:hanging="480"/>
       </w:pPr>
     </w:lvl>
     <w:lvl w:ilvl="8">
@@ -1120,7 +1237,7 @@
       <w:lvlText w:val=" "/>
       <w:lvlJc w:val="left"/>
       <w:pPr>
-        <w:ind w:left="6480" w:hanging="360"/>
+        <w:ind w:left="6480" w:hanging="480"/>
       </w:pPr>
     </w:lvl>
   </w:abstractNum>
@@ -1135,10 +1252,10 @@
   <w:docDefaults>
     <w:rPrDefault>
       <w:rPr>
-        <w:rFonts w:asciiTheme="minorHAnsi" w:cstheme="minorBidi" w:eastAsiaTheme="minorEastAsia" w:hAnsiTheme="minorHAnsi"/>
+        <w:rFonts w:asciiTheme="minorHAnsi" w:cstheme="minorBidi" w:eastAsiaTheme="minorHAnsi" w:hAnsiTheme="minorHAnsi"/>
         <w:sz w:val="24"/>
         <w:szCs w:val="24"/>
-        <w:lang w:bidi="ar-SA" w:eastAsia="zh-CN" w:val="en-US"/>
+        <w:lang w:bidi="ar-SA" w:eastAsia="en-US" w:val="en-US"/>
       </w:rPr>
     </w:rPrDefault>
     <w:pPrDefault>
@@ -1156,10 +1273,10 @@
     <w:name w:val="Body Text"/>
     <w:basedOn w:val="Normal"/>
     <w:link w:val="BodyTextChar"/>
-    <w:qFormat/>
     <w:pPr>
       <w:spacing w:after="180" w:before="180"/>
     </w:pPr>
+    <w:qFormat/>
   </w:style>
   <w:style w:customStyle="1" w:styleId="FirstParagraph" w:type="paragraph">
     <w:name w:val="First Paragraph"/>
@@ -1179,94 +1296,57 @@
     <w:name w:val="Title"/>
     <w:basedOn w:val="Normal"/>
     <w:next w:val="BodyText"/>
-    <w:link w:val="TitleChar"/>
-    <w:uiPriority w:val="10"/>
-    <w:qFormat/>
-    <w:rsid w:val="00A10FD9"/>
-    <w:pPr>
-      <w:spacing w:after="80" w:line="240" w:lineRule="auto"/>
-      <w:contextualSpacing/>
+    <w:qFormat/>
+    <w:pPr>
+      <w:keepNext/>
+      <w:keepLines/>
+      <w:spacing w:after="240" w:before="480"/>
       <w:jc w:val="center"/>
     </w:pPr>
     <w:rPr>
       <w:rFonts w:asciiTheme="majorHAnsi" w:cstheme="majorBidi" w:eastAsiaTheme="majorEastAsia" w:hAnsiTheme="majorHAnsi"/>
-      <w:sz w:val="56"/>
-      <w:szCs w:val="56"/>
-    </w:rPr>
-  </w:style>
-  <w:style w:customStyle="1" w:styleId="TitleChar" w:type="character">
-    <w:name w:val="Title Char"/>
-    <w:basedOn w:val="DefaultParagraphFont"/>
-    <w:link w:val="Title"/>
-    <w:uiPriority w:val="10"/>
-    <w:rsid w:val="00A10FD9"/>
-    <w:rPr>
-      <w:rFonts w:asciiTheme="majorHAnsi" w:cstheme="majorBidi" w:eastAsiaTheme="majorEastAsia" w:hAnsiTheme="majorHAnsi"/>
-      <w:sz w:val="56"/>
-      <w:szCs w:val="56"/>
+      <w:b/>
+      <w:bCs/>
+      <w:color w:themeColor="accent1" w:themeShade="B5" w:val="345A8A"/>
+      <w:sz w:val="36"/>
+      <w:szCs w:val="36"/>
     </w:rPr>
   </w:style>
   <w:style w:styleId="Subtitle" w:type="paragraph">
     <w:name w:val="Subtitle"/>
     <w:basedOn w:val="Title"/>
     <w:next w:val="BodyText"/>
-    <w:link w:val="SubtitleChar"/>
-    <w:uiPriority w:val="11"/>
-    <w:qFormat/>
-    <w:rsid w:val="00A10FD9"/>
-    <w:pPr>
-      <w:numPr>
-        <w:ilvl w:val="1"/>
-      </w:numPr>
-    </w:pPr>
-    <w:rPr>
-      <w:rFonts w:cstheme="majorBidi" w:eastAsiaTheme="majorEastAsia"/>
-      <w:spacing w:val="15"/>
-      <w:sz w:val="28"/>
-      <w:szCs w:val="28"/>
-    </w:rPr>
-  </w:style>
-  <w:style w:customStyle="1" w:styleId="SubtitleChar" w:type="character">
-    <w:name w:val="Subtitle Char"/>
-    <w:basedOn w:val="DefaultParagraphFont"/>
-    <w:link w:val="Subtitle"/>
-    <w:uiPriority w:val="11"/>
-    <w:rsid w:val="00A10FD9"/>
-    <w:rPr>
-      <w:rFonts w:cstheme="majorBidi" w:eastAsiaTheme="majorEastAsia"/>
-      <w:color w:themeColor="text1" w:themeTint="A6" w:val="595959"/>
-      <w:spacing w:val="15"/>
-      <w:sz w:val="28"/>
-      <w:szCs w:val="28"/>
+    <w:qFormat/>
+    <w:pPr>
+      <w:keepNext/>
+      <w:keepLines/>
+      <w:spacing w:after="240" w:before="240"/>
+      <w:jc w:val="center"/>
+    </w:pPr>
+    <w:rPr>
+      <w:sz w:val="30"/>
+      <w:szCs w:val="30"/>
     </w:rPr>
   </w:style>
   <w:style w:customStyle="1" w:styleId="Author" w:type="paragraph">
     <w:name w:val="Author"/>
-    <w:basedOn w:val="Title"/>
     <w:next w:val="BodyText"/>
     <w:qFormat/>
     <w:pPr>
       <w:keepNext/>
       <w:keepLines/>
-    </w:pPr>
-    <w:rPr>
-      <w:sz w:val="24"/>
-      <w:szCs w:val="24"/>
-    </w:rPr>
+      <w:jc w:val="center"/>
+    </w:pPr>
   </w:style>
   <w:style w:styleId="Date" w:type="paragraph">
     <w:name w:val="Date"/>
-    <w:basedOn w:val="Title"/>
     <w:next w:val="BodyText"/>
     <w:qFormat/>
     <w:pPr>
       <w:keepNext/>
       <w:keepLines/>
-    </w:pPr>
-    <w:rPr>
-      <w:sz w:val="24"/>
-      <w:szCs w:val="24"/>
-    </w:rPr>
+      <w:jc w:val="center"/>
+    </w:pPr>
   </w:style>
   <w:style w:customStyle="1" w:styleId="AbstractTitle" w:type="paragraph">
     <w:name w:val="Abstract Title"/>
@@ -1276,13 +1356,15 @@
     <w:pPr>
       <w:keepNext/>
       <w:keepLines/>
+      <w:jc w:val="center"/>
       <w:spacing w:after="0" w:before="300"/>
-      <w:jc w:val="center"/>
-    </w:pPr>
-    <w:rPr>
-      <w:b/>
+    </w:pPr>
+    <w:rPr>
       <w:sz w:val="20"/>
       <w:szCs w:val="20"/>
+      <w:b/>
+      <w:color w:val="345A8A"/>
+      &gt;
     </w:rPr>
   </w:style>
   <w:style w:customStyle="1" w:styleId="Abstract" w:type="paragraph">
@@ -1309,321 +1391,191 @@
     <w:rPr/>
   </w:style>
   <w:style w:styleId="Heading1" w:type="paragraph">
-    <w:name w:val="heading 1"/>
+    <w:name w:val="Heading 1"/>
     <w:basedOn w:val="Normal"/>
     <w:next w:val="BodyText"/>
-    <w:link w:val="Heading1Char"/>
     <w:uiPriority w:val="9"/>
     <w:qFormat/>
-    <w:rsid w:val="00A10FD9"/>
     <w:pPr>
       <w:keepNext/>
       <w:keepLines/>
-      <w:spacing w:after="80" w:before="360"/>
+      <w:spacing w:after="0" w:before="480"/>
       <w:outlineLvl w:val="0"/>
     </w:pPr>
     <w:rPr>
       <w:rFonts w:asciiTheme="majorHAnsi" w:cstheme="majorBidi" w:eastAsiaTheme="majorEastAsia" w:hAnsiTheme="majorHAnsi"/>
-      <w:color w:themeColor="accent1" w:themeShade="BF" w:val="0F4761"/>
-      <w:sz w:val="40"/>
-      <w:szCs w:val="40"/>
+      <w:b/>
+      <w:bCs/>
+      <w:color w:themeColor="accent1" w:val="4F81BD"/>
+      <w:sz w:val="32"/>
+      <w:szCs w:val="32"/>
     </w:rPr>
   </w:style>
   <w:style w:styleId="Heading2" w:type="paragraph">
-    <w:name w:val="heading 2"/>
+    <w:name w:val="Heading 2"/>
     <w:basedOn w:val="Normal"/>
     <w:next w:val="BodyText"/>
-    <w:link w:val="Heading2Char"/>
     <w:uiPriority w:val="9"/>
-    <w:semiHidden/>
     <w:unhideWhenUsed/>
     <w:qFormat/>
-    <w:rsid w:val="00A10FD9"/>
     <w:pPr>
       <w:keepNext/>
       <w:keepLines/>
-      <w:spacing w:after="80" w:before="160"/>
+      <w:spacing w:after="0" w:before="200"/>
       <w:outlineLvl w:val="1"/>
     </w:pPr>
     <w:rPr>
       <w:rFonts w:asciiTheme="majorHAnsi" w:cstheme="majorBidi" w:eastAsiaTheme="majorEastAsia" w:hAnsiTheme="majorHAnsi"/>
-      <w:color w:themeColor="accent1" w:themeShade="BF" w:val="0F4761"/>
-      <w:sz w:val="32"/>
-      <w:szCs w:val="32"/>
+      <w:b/>
+      <w:bCs/>
+      <w:color w:themeColor="accent1" w:val="4F81BD"/>
+      <w:sz w:val="28"/>
+      <w:szCs w:val="28"/>
     </w:rPr>
   </w:style>
   <w:style w:styleId="Heading3" w:type="paragraph">
-    <w:name w:val="heading 3"/>
+    <w:name w:val="Heading 3"/>
     <w:basedOn w:val="Normal"/>
     <w:next w:val="BodyText"/>
-    <w:link w:val="Heading3Char"/>
     <w:uiPriority w:val="9"/>
-    <w:semiHidden/>
     <w:unhideWhenUsed/>
     <w:qFormat/>
-    <w:rsid w:val="00A10FD9"/>
     <w:pPr>
       <w:keepNext/>
       <w:keepLines/>
-      <w:spacing w:after="80" w:before="160"/>
+      <w:spacing w:after="0" w:before="200"/>
       <w:outlineLvl w:val="2"/>
     </w:pPr>
     <w:rPr>
-      <w:rFonts w:cstheme="majorBidi" w:eastAsiaTheme="majorEastAsia"/>
-      <w:color w:themeColor="accent1" w:themeShade="BF" w:val="0F4761"/>
-      <w:sz w:val="28"/>
-      <w:szCs w:val="28"/>
+      <w:rFonts w:asciiTheme="majorHAnsi" w:cstheme="majorBidi" w:eastAsiaTheme="majorEastAsia" w:hAnsiTheme="majorHAnsi"/>
+      <w:b/>
+      <w:bCs/>
+      <w:color w:themeColor="accent1" w:val="4F81BD"/>
+      <w:sz w:val="24"/>
+      <w:szCs w:val="24"/>
     </w:rPr>
   </w:style>
   <w:style w:styleId="Heading4" w:type="paragraph">
-    <w:name w:val="heading 4"/>
+    <w:name w:val="Heading 4"/>
     <w:basedOn w:val="Normal"/>
     <w:next w:val="BodyText"/>
-    <w:link w:val="Heading4Char"/>
     <w:uiPriority w:val="9"/>
-    <w:semiHidden/>
     <w:unhideWhenUsed/>
     <w:qFormat/>
-    <w:rsid w:val="00A10FD9"/>
     <w:pPr>
       <w:keepNext/>
       <w:keepLines/>
-      <w:spacing w:after="40" w:before="80"/>
+      <w:spacing w:after="0" w:before="200"/>
       <w:outlineLvl w:val="3"/>
     </w:pPr>
     <w:rPr>
-      <w:rFonts w:cstheme="majorBidi" w:eastAsiaTheme="majorEastAsia"/>
+      <w:rFonts w:asciiTheme="majorHAnsi" w:cstheme="majorBidi" w:eastAsiaTheme="majorEastAsia" w:hAnsiTheme="majorHAnsi"/>
       <w:i/>
-      <w:iCs/>
-      <w:color w:themeColor="accent1" w:themeShade="BF" w:val="0F4761"/>
+      <w:bCs/>
+      <w:color w:themeColor="accent1" w:val="4F81BD"/>
+      <w:sz w:val="24"/>
+      <w:szCs w:val="24"/>
     </w:rPr>
   </w:style>
   <w:style w:styleId="Heading5" w:type="paragraph">
-    <w:name w:val="heading 5"/>
+    <w:name w:val="Heading 5"/>
     <w:basedOn w:val="Normal"/>
     <w:next w:val="BodyText"/>
-    <w:link w:val="Heading5Char"/>
     <w:uiPriority w:val="9"/>
-    <w:semiHidden/>
     <w:unhideWhenUsed/>
     <w:qFormat/>
-    <w:rsid w:val="00A10FD9"/>
     <w:pPr>
       <w:keepNext/>
       <w:keepLines/>
-      <w:spacing w:after="40" w:before="80"/>
+      <w:spacing w:after="0" w:before="200"/>
       <w:outlineLvl w:val="4"/>
     </w:pPr>
     <w:rPr>
-      <w:rFonts w:cstheme="majorBidi" w:eastAsiaTheme="majorEastAsia"/>
-      <w:color w:themeColor="accent1" w:themeShade="BF" w:val="0F4761"/>
+      <w:rFonts w:asciiTheme="majorHAnsi" w:cstheme="majorBidi" w:eastAsiaTheme="majorEastAsia" w:hAnsiTheme="majorHAnsi"/>
+      <w:iCs/>
+      <w:color w:themeColor="accent1" w:val="4F81BD"/>
+      <w:sz w:val="24"/>
+      <w:szCs w:val="24"/>
     </w:rPr>
   </w:style>
   <w:style w:styleId="Heading6" w:type="paragraph">
-    <w:name w:val="heading 6"/>
+    <w:name w:val="Heading 6"/>
     <w:basedOn w:val="Normal"/>
     <w:next w:val="BodyText"/>
-    <w:link w:val="Heading6Char"/>
     <w:uiPriority w:val="9"/>
-    <w:semiHidden/>
     <w:unhideWhenUsed/>
     <w:qFormat/>
-    <w:rsid w:val="00A10FD9"/>
     <w:pPr>
       <w:keepNext/>
       <w:keepLines/>
-      <w:spacing w:after="0" w:before="40"/>
+      <w:spacing w:after="0" w:before="200"/>
       <w:outlineLvl w:val="5"/>
     </w:pPr>
     <w:rPr>
-      <w:rFonts w:cstheme="majorBidi" w:eastAsiaTheme="majorEastAsia"/>
-      <w:i/>
-      <w:iCs/>
-      <w:color w:themeColor="text1" w:themeTint="A6" w:val="595959"/>
+      <w:rFonts w:asciiTheme="majorHAnsi" w:cstheme="majorBidi" w:eastAsiaTheme="majorEastAsia" w:hAnsiTheme="majorHAnsi"/>
+      <w:color w:themeColor="accent1" w:val="4F81BD"/>
+      <w:sz w:val="24"/>
+      <w:szCs w:val="24"/>
     </w:rPr>
   </w:style>
   <w:style w:styleId="Heading7" w:type="paragraph">
-    <w:name w:val="heading 7"/>
+    <w:name w:val="Heading 7"/>
     <w:basedOn w:val="Normal"/>
     <w:next w:val="BodyText"/>
-    <w:link w:val="Heading7Char"/>
     <w:uiPriority w:val="9"/>
-    <w:semiHidden/>
     <w:unhideWhenUsed/>
     <w:qFormat/>
-    <w:rsid w:val="00A10FD9"/>
     <w:pPr>
       <w:keepNext/>
       <w:keepLines/>
-      <w:spacing w:after="0" w:before="40"/>
+      <w:spacing w:after="0" w:before="200"/>
       <w:outlineLvl w:val="6"/>
     </w:pPr>
     <w:rPr>
-      <w:rFonts w:cstheme="majorBidi" w:eastAsiaTheme="majorEastAsia"/>
-      <w:color w:themeColor="text1" w:themeTint="A6" w:val="595959"/>
+      <w:rFonts w:asciiTheme="majorHAnsi" w:cstheme="majorBidi" w:eastAsiaTheme="majorEastAsia" w:hAnsiTheme="majorHAnsi"/>
+      <w:color w:themeColor="accent1" w:val="4F81BD"/>
+      <w:sz w:val="24"/>
+      <w:szCs w:val="24"/>
     </w:rPr>
   </w:style>
   <w:style w:styleId="Heading8" w:type="paragraph">
-    <w:name w:val="heading 8"/>
+    <w:name w:val="Heading 8"/>
     <w:basedOn w:val="Normal"/>
     <w:next w:val="BodyText"/>
-    <w:link w:val="Heading8Char"/>
     <w:uiPriority w:val="9"/>
-    <w:semiHidden/>
     <w:unhideWhenUsed/>
     <w:qFormat/>
-    <w:rsid w:val="00A10FD9"/>
     <w:pPr>
       <w:keepNext/>
       <w:keepLines/>
-      <w:spacing w:after="0"/>
+      <w:spacing w:after="0" w:before="200"/>
       <w:outlineLvl w:val="7"/>
     </w:pPr>
     <w:rPr>
-      <w:rFonts w:cstheme="majorBidi" w:eastAsiaTheme="majorEastAsia"/>
-      <w:i/>
-      <w:iCs/>
-      <w:color w:themeColor="text1" w:themeTint="D8" w:val="272727"/>
+      <w:rFonts w:asciiTheme="majorHAnsi" w:cstheme="majorBidi" w:eastAsiaTheme="majorEastAsia" w:hAnsiTheme="majorHAnsi"/>
+      <w:color w:themeColor="accent1" w:val="4F81BD"/>
+      <w:sz w:val="24"/>
+      <w:szCs w:val="24"/>
     </w:rPr>
   </w:style>
   <w:style w:styleId="Heading9" w:type="paragraph">
-    <w:name w:val="heading 9"/>
+    <w:name w:val="Heading 9"/>
     <w:basedOn w:val="Normal"/>
     <w:next w:val="BodyText"/>
-    <w:link w:val="Heading9Char"/>
     <w:uiPriority w:val="9"/>
-    <w:semiHidden/>
     <w:unhideWhenUsed/>
     <w:qFormat/>
-    <w:rsid w:val="00A10FD9"/>
     <w:pPr>
       <w:keepNext/>
       <w:keepLines/>
-      <w:spacing w:after="0"/>
+      <w:spacing w:after="0" w:before="200"/>
       <w:outlineLvl w:val="8"/>
     </w:pPr>
     <w:rPr>
-      <w:rFonts w:cstheme="majorBidi" w:eastAsiaTheme="majorEastAsia"/>
-      <w:color w:themeColor="text1" w:themeTint="D8" w:val="272727"/>
-    </w:rPr>
-  </w:style>
-  <w:style w:customStyle="1" w:styleId="Heading1Char" w:type="character">
-    <w:name w:val="Heading 1 Char"/>
-    <w:basedOn w:val="DefaultParagraphFont"/>
-    <w:link w:val="Heading1"/>
-    <w:uiPriority w:val="9"/>
-    <w:rsid w:val="00A10FD9"/>
-    <w:rPr>
       <w:rFonts w:asciiTheme="majorHAnsi" w:cstheme="majorBidi" w:eastAsiaTheme="majorEastAsia" w:hAnsiTheme="majorHAnsi"/>
-      <w:color w:themeColor="accent1" w:themeShade="BF" w:val="0F4761"/>
-      <w:sz w:val="40"/>
-      <w:szCs w:val="40"/>
-    </w:rPr>
-  </w:style>
-  <w:style w:customStyle="1" w:styleId="Heading2Char" w:type="character">
-    <w:name w:val="Heading 2 Char"/>
-    <w:basedOn w:val="DefaultParagraphFont"/>
-    <w:link w:val="Heading2"/>
-    <w:uiPriority w:val="9"/>
-    <w:semiHidden/>
-    <w:rsid w:val="00A10FD9"/>
-    <w:rPr>
-      <w:rFonts w:asciiTheme="majorHAnsi" w:cstheme="majorBidi" w:eastAsiaTheme="majorEastAsia" w:hAnsiTheme="majorHAnsi"/>
-      <w:color w:themeColor="accent1" w:themeShade="BF" w:val="0F4761"/>
-      <w:sz w:val="32"/>
-      <w:szCs w:val="32"/>
-    </w:rPr>
-  </w:style>
-  <w:style w:customStyle="1" w:styleId="Heading3Char" w:type="character">
-    <w:name w:val="Heading 3 Char"/>
-    <w:basedOn w:val="DefaultParagraphFont"/>
-    <w:link w:val="Heading3"/>
-    <w:uiPriority w:val="9"/>
-    <w:semiHidden/>
-    <w:rsid w:val="00A10FD9"/>
-    <w:rPr>
-      <w:rFonts w:cstheme="majorBidi" w:eastAsiaTheme="majorEastAsia"/>
-      <w:color w:themeColor="accent1" w:themeShade="BF" w:val="0F4761"/>
-      <w:sz w:val="28"/>
-      <w:szCs w:val="28"/>
-    </w:rPr>
-  </w:style>
-  <w:style w:customStyle="1" w:styleId="Heading4Char" w:type="character">
-    <w:name w:val="Heading 4 Char"/>
-    <w:basedOn w:val="DefaultParagraphFont"/>
-    <w:link w:val="Heading4"/>
-    <w:uiPriority w:val="9"/>
-    <w:semiHidden/>
-    <w:rsid w:val="00A10FD9"/>
-    <w:rPr>
-      <w:rFonts w:cstheme="majorBidi" w:eastAsiaTheme="majorEastAsia"/>
-      <w:i/>
-      <w:iCs/>
-      <w:color w:themeColor="accent1" w:themeShade="BF" w:val="0F4761"/>
-    </w:rPr>
-  </w:style>
-  <w:style w:customStyle="1" w:styleId="Heading5Char" w:type="character">
-    <w:name w:val="Heading 5 Char"/>
-    <w:basedOn w:val="DefaultParagraphFont"/>
-    <w:link w:val="Heading5"/>
-    <w:uiPriority w:val="9"/>
-    <w:semiHidden/>
-    <w:rsid w:val="00A10FD9"/>
-    <w:rPr>
-      <w:rFonts w:cstheme="majorBidi" w:eastAsiaTheme="majorEastAsia"/>
-      <w:color w:themeColor="accent1" w:themeShade="BF" w:val="0F4761"/>
-    </w:rPr>
-  </w:style>
-  <w:style w:customStyle="1" w:styleId="Heading6Char" w:type="character">
-    <w:name w:val="Heading 6 Char"/>
-    <w:basedOn w:val="DefaultParagraphFont"/>
-    <w:link w:val="Heading6"/>
-    <w:uiPriority w:val="9"/>
-    <w:semiHidden/>
-    <w:rsid w:val="00A10FD9"/>
-    <w:rPr>
-      <w:rFonts w:cstheme="majorBidi" w:eastAsiaTheme="majorEastAsia"/>
-      <w:i/>
-      <w:iCs/>
-      <w:color w:themeColor="text1" w:themeTint="A6" w:val="595959"/>
-    </w:rPr>
-  </w:style>
-  <w:style w:customStyle="1" w:styleId="Heading7Char" w:type="character">
-    <w:name w:val="Heading 7 Char"/>
-    <w:basedOn w:val="DefaultParagraphFont"/>
-    <w:link w:val="Heading7"/>
-    <w:uiPriority w:val="9"/>
-    <w:semiHidden/>
-    <w:rsid w:val="00A10FD9"/>
-    <w:rPr>
-      <w:rFonts w:cstheme="majorBidi" w:eastAsiaTheme="majorEastAsia"/>
-      <w:color w:themeColor="text1" w:themeTint="A6" w:val="595959"/>
-    </w:rPr>
-  </w:style>
-  <w:style w:customStyle="1" w:styleId="Heading8Char" w:type="character">
-    <w:name w:val="Heading 8 Char"/>
-    <w:basedOn w:val="DefaultParagraphFont"/>
-    <w:link w:val="Heading8"/>
-    <w:uiPriority w:val="9"/>
-    <w:semiHidden/>
-    <w:rsid w:val="00A10FD9"/>
-    <w:rPr>
-      <w:rFonts w:cstheme="majorBidi" w:eastAsiaTheme="majorEastAsia"/>
-      <w:i/>
-      <w:iCs/>
-      <w:color w:themeColor="text1" w:themeTint="D8" w:val="272727"/>
-    </w:rPr>
-  </w:style>
-  <w:style w:customStyle="1" w:styleId="Heading9Char" w:type="character">
-    <w:name w:val="Heading 9 Char"/>
-    <w:basedOn w:val="DefaultParagraphFont"/>
-    <w:link w:val="Heading9"/>
-    <w:uiPriority w:val="9"/>
-    <w:semiHidden/>
-    <w:rsid w:val="00A10FD9"/>
-    <w:rPr>
-      <w:rFonts w:cstheme="majorBidi" w:eastAsiaTheme="majorEastAsia"/>
-      <w:color w:themeColor="text1" w:themeTint="D8" w:val="272727"/>
+      <w:color w:themeColor="accent1" w:val="4F81BD"/>
+      <w:sz w:val="24"/>
+      <w:szCs w:val="24"/>
     </w:rPr>
   </w:style>
   <w:style w:styleId="BlockText" w:type="paragraph">
@@ -1648,8 +1600,8 @@
   </w:style>
   <w:style w:styleId="FootnoteBlockText" w:type="paragraph">
     <w:name w:val="Footnote Block Text"/>
-    <w:basedOn w:val="FootnoteText"/>
-    <w:next w:val="FootnoteText"/>
+    <w:basedOn w:val="Footnote Text"/>
+    <w:next w:val="Footnote Text"/>
     <w:uiPriority w:val="9"/>
     <w:unhideWhenUsed/>
     <w:qFormat/>
@@ -1679,11 +1631,18 @@
       </w:tblCellMar>
     </w:tblPr>
     <w:tblStylePr w:type="firstRow">
+      <w:tblPr>
+        <w:jc w:val="left"/>
+        <w:tblInd w:type="dxa" w:w="0"/>
+      </w:tblPr>
+      <w:trPr>
+        <w:jc w:val="left"/>
+      </w:trPr>
       <w:tcPr>
+        <w:vAlign w:val="bottom"/>
         <w:tcBorders>
           <w:bottom w:val="single"/>
         </w:tcBorders>
-        <w:vAlign w:val="bottom"/>
       </w:tcPr>
     </w:tblStylePr>
   </w:style>
@@ -1798,8 +1757,8 @@
     <w:name w:val="KeywordTok"/>
     <w:basedOn w:val="VerbatimChar"/>
     <w:rPr>
+      <w:color w:val="007020"/>
       <w:b/>
-      <w:color w:val="007020"/>
     </w:rPr>
   </w:style>
   <w:style w:type="character" w:customStyle="1" w:styleId="DataTypeTok">
@@ -1876,42 +1835,42 @@
     <w:name w:val="ImportTok"/>
     <w:basedOn w:val="VerbatimChar"/>
     <w:rPr>
+      <w:color w:val="008000"/>
       <w:b/>
-      <w:color w:val="008000"/>
     </w:rPr>
   </w:style>
   <w:style w:type="character" w:customStyle="1" w:styleId="CommentTok">
     <w:name w:val="CommentTok"/>
     <w:basedOn w:val="VerbatimChar"/>
     <w:rPr>
+      <w:color w:val="60a0b0"/>
       <w:i/>
-      <w:color w:val="60a0b0"/>
     </w:rPr>
   </w:style>
   <w:style w:type="character" w:customStyle="1" w:styleId="DocumentationTok">
     <w:name w:val="DocumentationTok"/>
     <w:basedOn w:val="VerbatimChar"/>
     <w:rPr>
+      <w:color w:val="ba2121"/>
       <w:i/>
-      <w:color w:val="ba2121"/>
     </w:rPr>
   </w:style>
   <w:style w:type="character" w:customStyle="1" w:styleId="AnnotationTok">
     <w:name w:val="AnnotationTok"/>
     <w:basedOn w:val="VerbatimChar"/>
     <w:rPr>
+      <w:color w:val="60a0b0"/>
       <w:b/>
       <w:i/>
-      <w:color w:val="60a0b0"/>
     </w:rPr>
   </w:style>
   <w:style w:type="character" w:customStyle="1" w:styleId="CommentVarTok">
     <w:name w:val="CommentVarTok"/>
     <w:basedOn w:val="VerbatimChar"/>
     <w:rPr>
+      <w:color w:val="60a0b0"/>
       <w:b/>
       <w:i/>
-      <w:color w:val="60a0b0"/>
     </w:rPr>
   </w:style>
   <w:style w:type="character" w:customStyle="1" w:styleId="OtherTok">
@@ -1939,8 +1898,8 @@
     <w:name w:val="ControlFlowTok"/>
     <w:basedOn w:val="VerbatimChar"/>
     <w:rPr>
+      <w:color w:val="007020"/>
       <w:b/>
-      <w:color w:val="007020"/>
     </w:rPr>
   </w:style>
   <w:style w:type="character" w:customStyle="1" w:styleId="OperatorTok">
@@ -1985,34 +1944,34 @@
     <w:name w:val="InformationTok"/>
     <w:basedOn w:val="VerbatimChar"/>
     <w:rPr>
+      <w:color w:val="60a0b0"/>
       <w:b/>
       <w:i/>
-      <w:color w:val="60a0b0"/>
     </w:rPr>
   </w:style>
   <w:style w:type="character" w:customStyle="1" w:styleId="WarningTok">
     <w:name w:val="WarningTok"/>
     <w:basedOn w:val="VerbatimChar"/>
     <w:rPr>
+      <w:color w:val="60a0b0"/>
       <w:b/>
       <w:i/>
-      <w:color w:val="60a0b0"/>
     </w:rPr>
   </w:style>
   <w:style w:type="character" w:customStyle="1" w:styleId="AlertTok">
     <w:name w:val="AlertTok"/>
     <w:basedOn w:val="VerbatimChar"/>
     <w:rPr>
+      <w:color w:val="ff0000"/>
       <w:b/>
-      <w:color w:val="ff0000"/>
     </w:rPr>
   </w:style>
   <w:style w:type="character" w:customStyle="1" w:styleId="ErrorTok">
     <w:name w:val="ErrorTok"/>
     <w:basedOn w:val="VerbatimChar"/>
     <w:rPr>
+      <w:color w:val="ff0000"/>
       <w:b/>
-      <w:color w:val="ff0000"/>
     </w:rPr>
   </w:style>
   <w:style w:type="character" w:customStyle="1" w:styleId="NormalTok">
@@ -2034,44 +1993,44 @@
         <a:sysClr val="window" lastClr="FFFFFF"/>
       </a:lt1>
       <a:dk2>
-        <a:srgbClr val="0E2841"/>
+        <a:srgbClr val="1F497D"/>
       </a:dk2>
       <a:lt2>
-        <a:srgbClr val="E8E8E8"/>
+        <a:srgbClr val="EEECE1"/>
       </a:lt2>
       <a:accent1>
-        <a:srgbClr val="156082"/>
+        <a:srgbClr val="4F81BD"/>
       </a:accent1>
       <a:accent2>
-        <a:srgbClr val="E97132"/>
+        <a:srgbClr val="C0504D"/>
       </a:accent2>
       <a:accent3>
-        <a:srgbClr val="196B24"/>
+        <a:srgbClr val="9BBB59"/>
       </a:accent3>
       <a:accent4>
-        <a:srgbClr val="0F9ED5"/>
+        <a:srgbClr val="8064A2"/>
       </a:accent4>
       <a:accent5>
-        <a:srgbClr val="A02B93"/>
+        <a:srgbClr val="4BACC6"/>
       </a:accent5>
       <a:accent6>
-        <a:srgbClr val="4EA72E"/>
+        <a:srgbClr val="F79646"/>
       </a:accent6>
       <a:hlink>
-        <a:srgbClr val="467886"/>
+        <a:srgbClr val="0000FF"/>
       </a:hlink>
       <a:folHlink>
-        <a:srgbClr val="96607D"/>
+        <a:srgbClr val="800080"/>
       </a:folHlink>
     </a:clrScheme>
     <a:fontScheme name="Office">
       <a:majorFont>
-        <a:latin typeface="Aptos Display" panose="02110004020202020204"/>
+        <a:latin typeface="Calibri"/>
         <a:ea typeface=""/>
         <a:cs typeface=""/>
-        <a:font script="Jpan" typeface="游ゴシック Light"/>
+        <a:font script="Jpan" typeface="ＭＳ ゴシック"/>
         <a:font script="Hang" typeface="맑은 고딕"/>
-        <a:font script="Hans" typeface="等线 Light"/>
+        <a:font script="Hans" typeface="宋体"/>
         <a:font script="Hant" typeface="新細明體"/>
         <a:font script="Arab" typeface="Times New Roman"/>
         <a:font script="Hebr" typeface="Times New Roman"/>
@@ -2098,32 +2057,14 @@
         <a:font script="Mong" typeface="Mongolian Baiti"/>
         <a:font script="Viet" typeface="Times New Roman"/>
         <a:font script="Uigh" typeface="Microsoft Uighur"/>
-        <a:font script="Geor" typeface="Sylfaen"/>
-        <a:font script="Armn" typeface="Arial"/>
-        <a:font script="Bugi" typeface="Leelawadee UI"/>
-        <a:font script="Bopo" typeface="Microsoft JhengHei"/>
-        <a:font script="Java" typeface="Javanese Text"/>
-        <a:font script="Lisu" typeface="Segoe UI"/>
-        <a:font script="Mymr" typeface="Myanmar Text"/>
-        <a:font script="Nkoo" typeface="Ebrima"/>
-        <a:font script="Olck" typeface="Nirmala UI"/>
-        <a:font script="Osma" typeface="Ebrima"/>
-        <a:font script="Phag" typeface="Phagspa"/>
-        <a:font script="Syrn" typeface="Estrangelo Edessa"/>
-        <a:font script="Syrj" typeface="Estrangelo Edessa"/>
-        <a:font script="Syre" typeface="Estrangelo Edessa"/>
-        <a:font script="Sora" typeface="Nirmala UI"/>
-        <a:font script="Tale" typeface="Microsoft Tai Le"/>
-        <a:font script="Talu" typeface="Microsoft New Tai Lue"/>
-        <a:font script="Tfng" typeface="Ebrima"/>
       </a:majorFont>
       <a:minorFont>
-        <a:latin typeface="Aptos" panose="02110004020202020204"/>
+        <a:latin typeface="Cambria"/>
         <a:ea typeface=""/>
         <a:cs typeface=""/>
-        <a:font script="Jpan" typeface="游明朝"/>
+        <a:font script="Jpan" typeface="ＭＳ 明朝"/>
         <a:font script="Hang" typeface="맑은 고딕"/>
-        <a:font script="Hans" typeface="等线"/>
+        <a:font script="Hans" typeface="宋体"/>
         <a:font script="Hant" typeface="新細明體"/>
         <a:font script="Arab" typeface="Arial"/>
         <a:font script="Hebr" typeface="Arial"/>
@@ -2150,24 +2091,6 @@
         <a:font script="Mong" typeface="Mongolian Baiti"/>
         <a:font script="Viet" typeface="Arial"/>
         <a:font script="Uigh" typeface="Microsoft Uighur"/>
-        <a:font script="Geor" typeface="Sylfaen"/>
-        <a:font script="Armn" typeface="Arial"/>
-        <a:font script="Bugi" typeface="Leelawadee UI"/>
-        <a:font script="Bopo" typeface="Microsoft JhengHei"/>
-        <a:font script="Java" typeface="Javanese Text"/>
-        <a:font script="Lisu" typeface="Segoe UI"/>
-        <a:font script="Mymr" typeface="Myanmar Text"/>
-        <a:font script="Nkoo" typeface="Ebrima"/>
-        <a:font script="Olck" typeface="Nirmala UI"/>
-        <a:font script="Osma" typeface="Ebrima"/>
-        <a:font script="Phag" typeface="Phagspa"/>
-        <a:font script="Syrn" typeface="Estrangelo Edessa"/>
-        <a:font script="Syrj" typeface="Estrangelo Edessa"/>
-        <a:font script="Syre" typeface="Estrangelo Edessa"/>
-        <a:font script="Sora" typeface="Nirmala UI"/>
-        <a:font script="Tale" typeface="Microsoft Tai Le"/>
-        <a:font script="Talu" typeface="Microsoft New Tai Lue"/>
-        <a:font script="Tfng" typeface="Ebrima"/>
       </a:minorFont>
     </a:fontScheme>
     <a:fmtScheme name="Office">
@@ -2179,141 +2102,200 @@
           <a:gsLst>
             <a:gs pos="0">
               <a:schemeClr val="phClr">
-                <a:lumMod val="110000"/>
-                <a:satMod val="105000"/>
-                <a:tint val="67000"/>
+                <a:tint val="50000"/>
+                <a:satMod val="300000"/>
               </a:schemeClr>
             </a:gs>
-            <a:gs pos="50000">
+            <a:gs pos="35000">
               <a:schemeClr val="phClr">
-                <a:lumMod val="105000"/>
-                <a:satMod val="103000"/>
-                <a:tint val="73000"/>
+                <a:tint val="37000"/>
+                <a:satMod val="300000"/>
               </a:schemeClr>
             </a:gs>
             <a:gs pos="100000">
               <a:schemeClr val="phClr">
-                <a:lumMod val="105000"/>
-                <a:satMod val="109000"/>
-                <a:tint val="81000"/>
+                <a:tint val="15000"/>
+                <a:satMod val="350000"/>
               </a:schemeClr>
             </a:gs>
           </a:gsLst>
-          <a:lin ang="5400000" scaled="0"/>
+          <a:lin ang="16200000" scaled="1"/>
         </a:gradFill>
         <a:gradFill rotWithShape="1">
           <a:gsLst>
             <a:gs pos="0">
               <a:schemeClr val="phClr">
-                <a:satMod val="103000"/>
-                <a:lumMod val="102000"/>
-                <a:tint val="94000"/>
-              </a:schemeClr>
-            </a:gs>
-            <a:gs pos="50000">
-              <a:schemeClr val="phClr">
-                <a:satMod val="110000"/>
-                <a:lumMod val="100000"/>
+                <a:tint val="100000"/>
                 <a:shade val="100000"/>
+                <a:satMod val="130000"/>
               </a:schemeClr>
             </a:gs>
             <a:gs pos="100000">
               <a:schemeClr val="phClr">
-                <a:lumMod val="99000"/>
-                <a:satMod val="120000"/>
-                <a:shade val="78000"/>
+                <a:tint val="50000"/>
+                <a:shade val="100000"/>
+                <a:satMod val="350000"/>
               </a:schemeClr>
             </a:gs>
           </a:gsLst>
-          <a:lin ang="5400000" scaled="0"/>
+          <a:lin ang="16200000" scaled="0"/>
         </a:gradFill>
       </a:fillStyleLst>
       <a:lnStyleLst>
-        <a:ln w="6350" cap="flat" cmpd="sng" algn="ctr">
+        <a:ln w="9525" cap="flat" cmpd="sng" algn="ctr">
+          <a:solidFill>
+            <a:schemeClr val="phClr">
+              <a:shade val="95000"/>
+              <a:satMod val="105000"/>
+            </a:schemeClr>
+          </a:solidFill>
+          <a:prstDash val="solid"/>
+        </a:ln>
+        <a:ln w="25400" cap="flat" cmpd="sng" algn="ctr">
           <a:solidFill>
             <a:schemeClr val="phClr"/>
           </a:solidFill>
           <a:prstDash val="solid"/>
-          <a:miter lim="800000"/>
         </a:ln>
-        <a:ln w="12700" cap="flat" cmpd="sng" algn="ctr">
+        <a:ln w="38100" cap="flat" cmpd="sng" algn="ctr">
           <a:solidFill>
             <a:schemeClr val="phClr"/>
           </a:solidFill>
           <a:prstDash val="solid"/>
-          <a:miter lim="800000"/>
-        </a:ln>
-        <a:ln w="19050" cap="flat" cmpd="sng" algn="ctr">
-          <a:solidFill>
-            <a:schemeClr val="phClr"/>
-          </a:solidFill>
-          <a:prstDash val="solid"/>
-          <a:miter lim="800000"/>
         </a:ln>
       </a:lnStyleLst>
       <a:effectStyleLst>
         <a:effectStyle>
-          <a:effectLst/>
-        </a:effectStyle>
-        <a:effectStyle>
-          <a:effectLst/>
+          <a:effectLst>
+            <a:outerShdw blurRad="40000" dist="20000" dir="5400000" rotWithShape="0">
+              <a:srgbClr val="000000">
+                <a:alpha val="38000"/>
+              </a:srgbClr>
+            </a:outerShdw>
+          </a:effectLst>
         </a:effectStyle>
         <a:effectStyle>
           <a:effectLst>
-            <a:outerShdw blurRad="57150" dist="19050" dir="5400000" algn="ctr" rotWithShape="0">
+            <a:outerShdw blurRad="40000" dist="23000" dir="5400000" rotWithShape="0">
               <a:srgbClr val="000000">
-                <a:alpha val="63000"/>
+                <a:alpha val="35000"/>
               </a:srgbClr>
             </a:outerShdw>
           </a:effectLst>
+        </a:effectStyle>
+        <a:effectStyle>
+          <a:effectLst>
+            <a:outerShdw blurRad="40000" dist="23000" dir="5400000" rotWithShape="0">
+              <a:srgbClr val="000000">
+                <a:alpha val="35000"/>
+              </a:srgbClr>
+            </a:outerShdw>
+          </a:effectLst>
+          <a:scene3d>
+            <a:camera prst="orthographicFront">
+              <a:rot lat="0" lon="0" rev="0"/>
+            </a:camera>
+            <a:lightRig rig="threePt" dir="t">
+              <a:rot lat="0" lon="0" rev="1200000"/>
+            </a:lightRig>
+          </a:scene3d>
+          <a:sp3d>
+            <a:bevelT w="63500" h="25400"/>
+          </a:sp3d>
         </a:effectStyle>
       </a:effectStyleLst>
       <a:bgFillStyleLst>
         <a:solidFill>
           <a:schemeClr val="phClr"/>
         </a:solidFill>
-        <a:solidFill>
-          <a:schemeClr val="phClr">
-            <a:tint val="95000"/>
-            <a:satMod val="170000"/>
-          </a:schemeClr>
-        </a:solidFill>
         <a:gradFill rotWithShape="1">
           <a:gsLst>
             <a:gs pos="0">
               <a:schemeClr val="phClr">
-                <a:tint val="93000"/>
-                <a:satMod val="150000"/>
-                <a:shade val="98000"/>
-                <a:lumMod val="102000"/>
+                <a:tint val="40000"/>
+                <a:satMod val="350000"/>
               </a:schemeClr>
             </a:gs>
-            <a:gs pos="50000">
+            <a:gs pos="40000">
               <a:schemeClr val="phClr">
-                <a:tint val="98000"/>
-                <a:satMod val="130000"/>
-                <a:shade val="90000"/>
-                <a:lumMod val="103000"/>
+                <a:tint val="45000"/>
+                <a:shade val="99000"/>
+                <a:satMod val="350000"/>
               </a:schemeClr>
             </a:gs>
             <a:gs pos="100000">
               <a:schemeClr val="phClr">
-                <a:shade val="63000"/>
-                <a:satMod val="120000"/>
+                <a:shade val="20000"/>
+                <a:satMod val="255000"/>
               </a:schemeClr>
             </a:gs>
           </a:gsLst>
-          <a:lin ang="5400000" scaled="0"/>
+          <a:path path="circle">
+            <a:fillToRect l="50000" t="-80000" r="50000" b="180000"/>
+          </a:path>
+        </a:gradFill>
+        <a:gradFill rotWithShape="1">
+          <a:gsLst>
+            <a:gs pos="0">
+              <a:schemeClr val="phClr">
+                <a:tint val="80000"/>
+                <a:satMod val="300000"/>
+              </a:schemeClr>
+            </a:gs>
+            <a:gs pos="100000">
+              <a:schemeClr val="phClr">
+                <a:shade val="30000"/>
+                <a:satMod val="200000"/>
+              </a:schemeClr>
+            </a:gs>
+          </a:gsLst>
+          <a:path path="circle">
+            <a:fillToRect l="50000" t="50000" r="50000" b="50000"/>
+          </a:path>
         </a:gradFill>
       </a:bgFillStyleLst>
     </a:fmtScheme>
   </a:themeElements>
-  <a:objectDefaults/>
+  <a:objectDefaults>
+    <a:spDef>
+      <a:spPr/>
+      <a:bodyPr/>
+      <a:lstStyle/>
+      <a:style>
+        <a:lnRef idx="1">
+          <a:schemeClr val="accent1"/>
+        </a:lnRef>
+        <a:fillRef idx="3">
+          <a:schemeClr val="accent1"/>
+        </a:fillRef>
+        <a:effectRef idx="2">
+          <a:schemeClr val="accent1"/>
+        </a:effectRef>
+        <a:fontRef idx="minor">
+          <a:schemeClr val="lt1"/>
+        </a:fontRef>
+      </a:style>
+    </a:spDef>
+    <a:lnDef>
+      <a:spPr/>
+      <a:bodyPr/>
+      <a:lstStyle/>
+      <a:style>
+        <a:lnRef idx="2">
+          <a:schemeClr val="accent1"/>
+        </a:lnRef>
+        <a:fillRef idx="0">
+          <a:schemeClr val="accent1"/>
+        </a:fillRef>
+        <a:effectRef idx="1">
+          <a:schemeClr val="accent1"/>
+        </a:effectRef>
+        <a:fontRef idx="minor">
+          <a:schemeClr val="tx1"/>
+        </a:fontRef>
+      </a:style>
+    </a:lnDef>
+  </a:objectDefaults>
   <a:extraClrSchemeLst/>
-  <a:extLst>
-    <a:ext uri="{05A4C25C-085E-4340-85A3-A5531E510DB2}">
-      <thm15:themeFamily xmlns:thm15="http://schemas.microsoft.com/office/thememl/2012/main" name="Office Theme" id="{2E142A2C-CD16-42D6-873A-C26D2A0506FA}" vid="{1BDDFF52-6CD6-40A5-AB3C-68EB2F1E4D0A}"/>
-    </a:ext>
-  </a:extLst>
 </a:theme>
 </file>